--- a/brand_templates/PECH_BUSINESS_CARD_TEMPLATE.docx
+++ b/brand_templates/PECH_BUSINESS_CARD_TEMPLATE.docx
@@ -2,21 +2,108 @@
 <file path=word/document.xml><?xml version="1.0" encoding="utf-8"?>
 <w:document xmlns:w="http://schemas.openxmlformats.org/wordprocessingml/2006/main" xmlns:m="http://schemas.openxmlformats.org/officeDocument/2006/math" xmlns:r="http://schemas.openxmlformats.org/officeDocument/2006/relationships" xmlns:o="urn:schemas-microsoft-com:office:office" xmlns:v="urn:schemas-microsoft-com:vml" xmlns:w10="urn:schemas-microsoft-com:office:word" xmlns:a="http://schemas.openxmlformats.org/drawingml/2006/main" xmlns:pic="http://schemas.openxmlformats.org/drawingml/2006/picture" xmlns:wp="http://schemas.openxmlformats.org/drawingml/2006/wordprocessingDrawing">
   <w:body>
+    <w:p>
+      <w:pPr>
+        <w:pBdr>
+          <w:top w:val="single" w:sz="12" w:space="1" w:color="00BFFF"/>
+          <w:bottom w:val="single" w:sz="36" w:space="0" w:color="F5A623"/>
+        </w:pBdr>
+        <w:spacing w:before="0" w:after="240"/>
+      </w:pPr>
+    </w:p>
+    <w:p>
+      <w:pPr>
+        <w:pBdr>
+          <w:bottom w:val="single" w:sz="6" w:space="1" w:color="00BFFF"/>
+        </w:pBdr>
+        <w:spacing w:before="0" w:after="120"/>
+      </w:pPr>
+    </w:p>
+    <w:p>
+      <w:pPr>
+        <w:jc w:val="center"/>
+        <w:spacing w:before="0" w:after="60"/>
+      </w:pPr>
+      <w:r>
+        <w:rPr>
+          <w:i/>
+          <w:color w:val="E08A00"/>
+          <w:sz w:val="18"/>
+          <w:szCs w:val="18"/>
+        </w:rPr>
+        <w:t>Technology &amp; Infrastructure Enablers for Africa</w:t>
+      </w:r>
+    </w:p>
+    <w:p>
+      <w:pPr>
+        <w:jc w:val="center"/>
+        <w:spacing w:before="200" w:after="40"/>
+      </w:pPr>
+      <w:r>
+        <w:rPr>
+          <w:b/>
+          <w:color w:val="0099CC"/>
+          <w:sz w:val="28"/>
+          <w:szCs w:val="28"/>
+        </w:rPr>
+        <w:t>PECH GROUP HOLDINGS LTD</w:t>
+      </w:r>
+    </w:p>
+    <w:p>
+      <w:pPr>
+        <w:pBdr>
+          <w:top w:val="single" w:sz="36" w:space="0" w:color="F5A623"/>
+          <w:bottom w:val="single" w:sz="12" w:space="1" w:color="00BFFF"/>
+        </w:pBdr>
+        <w:spacing w:after="0"/>
+      </w:pPr>
+    </w:p>
     <w:bookmarkStart w:id="27" w:name="Xd4d9ec0a4c81c9ef5a5f013ddf2887b105a88de"/>
     <w:p>
       <w:pPr>
         <w:pStyle w:val="Heading1"/>
+        <w:rPr>
+          <w:color w:val="0099CC"/>
+        </w:rPr>
+        <w:pBdr>
+          <w:bottom w:val="single" w:sz="18" w:space="2" w:color="F5A623"/>
+        </w:pBdr>
       </w:pPr>
       <w:r>
+        <w:rPr>
+          <w:b/>
+          <w:color w:val="0099CC"/>
+          <w:sz w:val="44"/>
+        </w:rPr>
         <w:t xml:space="preserve">PECH GROUP HOLDINGS LTD — BUSINESS CARD TEMPLATE</w:t>
       </w:r>
     </w:p>
     <w:bookmarkStart w:id="26" w:name="design-specifications"/>
     <w:p>
       <w:pPr>
+        <w:pBdr>
+          <w:top w:val="single" w:sz="18" w:space="1" w:color="F5A623"/>
+          <w:bottom w:val="single" w:sz="6" w:space="1" w:color="0099CC"/>
+        </w:pBdr>
+        <w:spacing w:before="200" w:after="200"/>
+      </w:pPr>
+    </w:p>
+    <w:p>
+      <w:pPr>
         <w:pStyle w:val="Heading2"/>
+        <w:rPr>
+          <w:color w:val="0099CC"/>
+        </w:rPr>
+        <w:pBdr>
+          <w:bottom w:val="single" w:sz="6" w:space="2" w:color="00BFFF"/>
+        </w:pBdr>
       </w:pPr>
       <w:r>
+        <w:rPr>
+          <w:b/>
+          <w:color w:val="0099CC"/>
+          <w:sz w:val="32"/>
+        </w:rPr>
         <w:t xml:space="preserve">Design Specifications</w:t>
       </w:r>
     </w:p>
@@ -31,8 +118,16 @@
     <w:p>
       <w:pPr>
         <w:pStyle w:val="Heading3"/>
+        <w:rPr>
+          <w:color w:val="E08A00"/>
+        </w:rPr>
       </w:pPr>
       <w:r>
+        <w:rPr>
+          <w:b/>
+          <w:color w:val="E08A00"/>
+          <w:sz w:val="26"/>
+        </w:rPr>
         <w:t xml:space="preserve">Card Dimensions</w:t>
       </w:r>
     </w:p>
@@ -42,6 +137,14 @@
         <w:tblW w:type="auto" w:w="0"/>
         <w:tblLook w:firstRow="1" w:lastRow="0" w:firstColumn="0" w:lastColumn="0" w:noHBand="0" w:noVBand="0" w:val="0020"/>
         <w:jc w:val="start"/>
+        <w:tblBorders>
+          <w:top w:val="single" w:sz="4" w:space="0" w:color="B0D4E8"/>
+          <w:left w:val="single" w:sz="4" w:space="0" w:color="B0D4E8"/>
+          <w:bottom w:val="single" w:sz="4" w:space="0" w:color="B0D4E8"/>
+          <w:right w:val="single" w:sz="4" w:space="0" w:color="B0D4E8"/>
+          <w:insideH w:val="single" w:sz="4" w:space="0" w:color="B0D4E8"/>
+          <w:insideV w:val="single" w:sz="4" w:space="0" w:color="B0D4E8"/>
+        </w:tblBorders>
       </w:tblPr>
       <w:tblGrid>
         <w:gridCol w:w="3960"/>
@@ -52,25 +155,39 @@
           <w:tblHeader w:val="true"/>
         </w:trPr>
         <w:tc>
-          <w:tcPr/>
-          <w:p>
-            <w:pPr>
-              <w:pStyle w:val="Compact"/>
-              <w:jc w:val="left"/>
-            </w:pPr>
-            <w:r>
+          <w:tcPr>
+            <w:shd w:fill="0099CC" w:val="clear"/>
+          </w:tcPr>
+          <w:p>
+            <w:pPr>
+              <w:pStyle w:val="Compact"/>
+              <w:jc w:val="left"/>
+            </w:pPr>
+            <w:r>
+              <w:rPr>
+                <w:b/>
+                <w:color w:val="FFFFFF"/>
+                <w:sz w:val="20"/>
+              </w:rPr>
               <w:t xml:space="preserve">Property</w:t>
             </w:r>
           </w:p>
         </w:tc>
         <w:tc>
-          <w:tcPr/>
-          <w:p>
-            <w:pPr>
-              <w:pStyle w:val="Compact"/>
-              <w:jc w:val="left"/>
-            </w:pPr>
-            <w:r>
+          <w:tcPr>
+            <w:shd w:fill="0099CC" w:val="clear"/>
+          </w:tcPr>
+          <w:p>
+            <w:pPr>
+              <w:pStyle w:val="Compact"/>
+              <w:jc w:val="left"/>
+            </w:pPr>
+            <w:r>
+              <w:rPr>
+                <w:b/>
+                <w:color w:val="FFFFFF"/>
+                <w:sz w:val="20"/>
+              </w:rPr>
               <w:t xml:space="preserve">Value</w:t>
             </w:r>
           </w:p>
@@ -78,7 +195,9 @@
       </w:tr>
       <w:tr>
         <w:tc>
-          <w:tcPr/>
+          <w:tcPr>
+            <w:shd w:fill="FFFFFF" w:val="clear"/>
+          </w:tcPr>
           <w:p>
             <w:pPr>
               <w:pStyle w:val="Compact"/>
@@ -88,19 +207,27 @@
               <w:rPr>
                 <w:bCs/>
                 <w:b/>
+                <w:color w:val="1A1A1A"/>
+                <w:sz w:val="19"/>
               </w:rPr>
               <w:t xml:space="preserve">Standard Size:</w:t>
             </w:r>
           </w:p>
         </w:tc>
         <w:tc>
-          <w:tcPr/>
-          <w:p>
-            <w:pPr>
-              <w:pStyle w:val="Compact"/>
-              <w:jc w:val="left"/>
-            </w:pPr>
-            <w:r>
+          <w:tcPr>
+            <w:shd w:fill="FFFFFF" w:val="clear"/>
+          </w:tcPr>
+          <w:p>
+            <w:pPr>
+              <w:pStyle w:val="Compact"/>
+              <w:jc w:val="left"/>
+            </w:pPr>
+            <w:r>
+              <w:rPr>
+                <w:color w:val="1A1A1A"/>
+                <w:sz w:val="19"/>
+              </w:rPr>
               <w:t xml:space="preserve">3.5” x 2” (89mm x 51mm)</w:t>
             </w:r>
           </w:p>
@@ -108,7 +235,9 @@
       </w:tr>
       <w:tr>
         <w:tc>
-          <w:tcPr/>
+          <w:tcPr>
+            <w:shd w:fill="E8F8FF" w:val="clear"/>
+          </w:tcPr>
           <w:p>
             <w:pPr>
               <w:pStyle w:val="Compact"/>
@@ -118,19 +247,27 @@
               <w:rPr>
                 <w:bCs/>
                 <w:b/>
+                <w:color w:val="1A1A1A"/>
+                <w:sz w:val="19"/>
               </w:rPr>
               <w:t xml:space="preserve">Bleed:</w:t>
             </w:r>
           </w:p>
         </w:tc>
         <w:tc>
-          <w:tcPr/>
-          <w:p>
-            <w:pPr>
-              <w:pStyle w:val="Compact"/>
-              <w:jc w:val="left"/>
-            </w:pPr>
-            <w:r>
+          <w:tcPr>
+            <w:shd w:fill="E8F8FF" w:val="clear"/>
+          </w:tcPr>
+          <w:p>
+            <w:pPr>
+              <w:pStyle w:val="Compact"/>
+              <w:jc w:val="left"/>
+            </w:pPr>
+            <w:r>
+              <w:rPr>
+                <w:color w:val="1A1A1A"/>
+                <w:sz w:val="19"/>
+              </w:rPr>
               <w:t xml:space="preserve">3mm on all sides</w:t>
             </w:r>
           </w:p>
@@ -138,7 +275,9 @@
       </w:tr>
       <w:tr>
         <w:tc>
-          <w:tcPr/>
+          <w:tcPr>
+            <w:shd w:fill="FFFFFF" w:val="clear"/>
+          </w:tcPr>
           <w:p>
             <w:pPr>
               <w:pStyle w:val="Compact"/>
@@ -148,19 +287,27 @@
               <w:rPr>
                 <w:bCs/>
                 <w:b/>
+                <w:color w:val="1A1A1A"/>
+                <w:sz w:val="19"/>
               </w:rPr>
               <w:t xml:space="preserve">Safe Zone:</w:t>
             </w:r>
           </w:p>
         </w:tc>
         <w:tc>
-          <w:tcPr/>
-          <w:p>
-            <w:pPr>
-              <w:pStyle w:val="Compact"/>
-              <w:jc w:val="left"/>
-            </w:pPr>
-            <w:r>
+          <w:tcPr>
+            <w:shd w:fill="FFFFFF" w:val="clear"/>
+          </w:tcPr>
+          <w:p>
+            <w:pPr>
+              <w:pStyle w:val="Compact"/>
+              <w:jc w:val="left"/>
+            </w:pPr>
+            <w:r>
+              <w:rPr>
+                <w:color w:val="1A1A1A"/>
+                <w:sz w:val="19"/>
+              </w:rPr>
               <w:t xml:space="preserve">5mm inside trim line</w:t>
             </w:r>
           </w:p>
@@ -168,7 +315,9 @@
       </w:tr>
       <w:tr>
         <w:tc>
-          <w:tcPr/>
+          <w:tcPr>
+            <w:shd w:fill="E8F8FF" w:val="clear"/>
+          </w:tcPr>
           <w:p>
             <w:pPr>
               <w:pStyle w:val="Compact"/>
@@ -178,19 +327,27 @@
               <w:rPr>
                 <w:bCs/>
                 <w:b/>
+                <w:color w:val="1A1A1A"/>
+                <w:sz w:val="19"/>
               </w:rPr>
               <w:t xml:space="preserve">Corner Radius:</w:t>
             </w:r>
           </w:p>
         </w:tc>
         <w:tc>
-          <w:tcPr/>
-          <w:p>
-            <w:pPr>
-              <w:pStyle w:val="Compact"/>
-              <w:jc w:val="left"/>
-            </w:pPr>
-            <w:r>
+          <w:tcPr>
+            <w:shd w:fill="E8F8FF" w:val="clear"/>
+          </w:tcPr>
+          <w:p>
+            <w:pPr>
+              <w:pStyle w:val="Compact"/>
+              <w:jc w:val="left"/>
+            </w:pPr>
+            <w:r>
+              <w:rPr>
+                <w:color w:val="1A1A1A"/>
+                <w:sz w:val="19"/>
+              </w:rPr>
               <w:t xml:space="preserve">3mm (rounded) or 0mm (square)</w:t>
             </w:r>
           </w:p>
@@ -198,7 +355,9 @@
       </w:tr>
       <w:tr>
         <w:tc>
-          <w:tcPr/>
+          <w:tcPr>
+            <w:shd w:fill="FFFFFF" w:val="clear"/>
+          </w:tcPr>
           <w:p>
             <w:pPr>
               <w:pStyle w:val="Compact"/>
@@ -208,19 +367,27 @@
               <w:rPr>
                 <w:bCs/>
                 <w:b/>
+                <w:color w:val="1A1A1A"/>
+                <w:sz w:val="19"/>
               </w:rPr>
               <w:t xml:space="preserve">Card Stock:</w:t>
             </w:r>
           </w:p>
         </w:tc>
         <w:tc>
-          <w:tcPr/>
-          <w:p>
-            <w:pPr>
-              <w:pStyle w:val="Compact"/>
-              <w:jc w:val="left"/>
-            </w:pPr>
-            <w:r>
+          <w:tcPr>
+            <w:shd w:fill="FFFFFF" w:val="clear"/>
+          </w:tcPr>
+          <w:p>
+            <w:pPr>
+              <w:pStyle w:val="Compact"/>
+              <w:jc w:val="left"/>
+            </w:pPr>
+            <w:r>
+              <w:rPr>
+                <w:color w:val="1A1A1A"/>
+                <w:sz w:val="19"/>
+              </w:rPr>
               <w:t xml:space="preserve">350gsm matte or soft-touch laminate</w:t>
             </w:r>
           </w:p>
@@ -239,171 +406,249 @@
     <w:p>
       <w:pPr>
         <w:pStyle w:val="Heading3"/>
+        <w:rPr>
+          <w:color w:val="E08A00"/>
+        </w:rPr>
       </w:pPr>
       <w:r>
+        <w:rPr>
+          <w:b/>
+          <w:color w:val="E08A00"/>
+          <w:sz w:val="26"/>
+        </w:rPr>
         <w:t xml:space="preserve">FRONT SIDE</w:t>
       </w:r>
     </w:p>
     <w:p>
       <w:pPr>
         <w:pStyle w:val="SourceCode"/>
+        <w:shd w:fill="1B2838" w:val="clear"/>
       </w:pPr>
       <w:r>
         <w:rPr>
           <w:rStyle w:val="VerbatimChar"/>
+          <w:color w:val="00BFFF"/>
         </w:rPr>
         <w:t xml:space="preserve">┌─────────────────────────────────────────────────────────┐</w:t>
       </w:r>
       <w:r>
+        <w:rPr>
+          <w:color w:val="00BFFF"/>
+        </w:rPr>
         <w:br/>
       </w:r>
       <w:r>
         <w:rPr>
           <w:rStyle w:val="VerbatimChar"/>
+          <w:color w:val="00BFFF"/>
         </w:rPr>
         <w:t xml:space="preserve">│ ███████████████████████████████████████████████████████ │  ← Sky Blue (#00BFFF) bar, 8mm</w:t>
       </w:r>
       <w:r>
+        <w:rPr>
+          <w:color w:val="00BFFF"/>
+        </w:rPr>
         <w:br/>
       </w:r>
       <w:r>
         <w:rPr>
           <w:rStyle w:val="VerbatimChar"/>
+          <w:color w:val="00BFFF"/>
         </w:rPr>
         <w:t xml:space="preserve">│ ▓▓▓▓▓▓▓▓▓▓▓▓▓▓▓▓▓▓▓▓▓▓▓▓▓▓▓▓▓▓▓▓▓▓▓▓▓▓▓▓▓▓▓▓▓▓▓▓▓ │  ← Orange (#F5A623) accent, 2mm</w:t>
       </w:r>
       <w:r>
+        <w:rPr>
+          <w:color w:val="00BFFF"/>
+        </w:rPr>
         <w:br/>
       </w:r>
       <w:r>
         <w:rPr>
           <w:rStyle w:val="VerbatimChar"/>
+          <w:color w:val="00BFFF"/>
         </w:rPr>
         <w:t xml:space="preserve">│                                                         │</w:t>
       </w:r>
       <w:r>
+        <w:rPr>
+          <w:color w:val="00BFFF"/>
+        </w:rPr>
         <w:br/>
       </w:r>
       <w:r>
         <w:rPr>
           <w:rStyle w:val="VerbatimChar"/>
+          <w:color w:val="00BFFF"/>
         </w:rPr>
         <w:t xml:space="preserve">│  [PECH LOGO]                                           │</w:t>
       </w:r>
       <w:r>
+        <w:rPr>
+          <w:color w:val="00BFFF"/>
+        </w:rPr>
         <w:br/>
       </w:r>
       <w:r>
         <w:rPr>
           <w:rStyle w:val="VerbatimChar"/>
+          <w:color w:val="00BFFF"/>
         </w:rPr>
         <w:t xml:space="preserve">│  (Hexagonal, 15mm)                                     │</w:t>
       </w:r>
       <w:r>
+        <w:rPr>
+          <w:color w:val="00BFFF"/>
+        </w:rPr>
         <w:br/>
       </w:r>
       <w:r>
         <w:rPr>
           <w:rStyle w:val="VerbatimChar"/>
+          <w:color w:val="00BFFF"/>
         </w:rPr>
         <w:t xml:space="preserve">│                                                         │</w:t>
       </w:r>
       <w:r>
+        <w:rPr>
+          <w:color w:val="00BFFF"/>
+        </w:rPr>
         <w:br/>
       </w:r>
       <w:r>
         <w:rPr>
           <w:rStyle w:val="VerbatimChar"/>
+          <w:color w:val="00BFFF"/>
         </w:rPr>
         <w:t xml:space="preserve">│  EMPLOYEE FULL NAME                                    │</w:t>
       </w:r>
       <w:r>
+        <w:rPr>
+          <w:color w:val="00BFFF"/>
+        </w:rPr>
         <w:br/>
       </w:r>
       <w:r>
         <w:rPr>
           <w:rStyle w:val="VerbatimChar"/>
+          <w:color w:val="00BFFF"/>
         </w:rPr>
         <w:t xml:space="preserve">│  Job Title | Department                                │</w:t>
       </w:r>
       <w:r>
+        <w:rPr>
+          <w:color w:val="00BFFF"/>
+        </w:rPr>
         <w:br/>
       </w:r>
       <w:r>
         <w:rPr>
           <w:rStyle w:val="VerbatimChar"/>
+          <w:color w:val="00BFFF"/>
         </w:rPr>
         <w:t xml:space="preserve">│                                                         │</w:t>
       </w:r>
       <w:r>
+        <w:rPr>
+          <w:color w:val="00BFFF"/>
+        </w:rPr>
         <w:br/>
       </w:r>
       <w:r>
         <w:rPr>
           <w:rStyle w:val="VerbatimChar"/>
+          <w:color w:val="00BFFF"/>
         </w:rPr>
         <w:t xml:space="preserve">│  ─ ─ ─ ─ ─ ─ ─ ─ ─ ─ ─ ─ ─ ─ ─ ─ ─ ─ ─ ─ ─ ─ ─ ─  │  ← Thin orange line</w:t>
       </w:r>
       <w:r>
+        <w:rPr>
+          <w:color w:val="00BFFF"/>
+        </w:rPr>
         <w:br/>
       </w:r>
       <w:r>
         <w:rPr>
           <w:rStyle w:val="VerbatimChar"/>
+          <w:color w:val="00BFFF"/>
         </w:rPr>
         <w:t xml:space="preserve">│                                                         │</w:t>
       </w:r>
       <w:r>
+        <w:rPr>
+          <w:color w:val="00BFFF"/>
+        </w:rPr>
         <w:br/>
       </w:r>
       <w:r>
         <w:rPr>
           <w:rStyle w:val="VerbatimChar"/>
+          <w:color w:val="00BFFF"/>
         </w:rPr>
         <w:t xml:space="preserve">│  📞 +234 XXX XXX XXXX                                  │</w:t>
       </w:r>
       <w:r>
+        <w:rPr>
+          <w:color w:val="00BFFF"/>
+        </w:rPr>
         <w:br/>
       </w:r>
       <w:r>
         <w:rPr>
           <w:rStyle w:val="VerbatimChar"/>
+          <w:color w:val="00BFFF"/>
         </w:rPr>
         <w:t xml:space="preserve">│  ✉  name@pechgroupholdings.tech                        │</w:t>
       </w:r>
       <w:r>
+        <w:rPr>
+          <w:color w:val="00BFFF"/>
+        </w:rPr>
         <w:br/>
       </w:r>
       <w:r>
         <w:rPr>
           <w:rStyle w:val="VerbatimChar"/>
+          <w:color w:val="00BFFF"/>
         </w:rPr>
         <w:t xml:space="preserve">│  🌐 www.pechgroupholdings.tech                         │</w:t>
       </w:r>
       <w:r>
+        <w:rPr>
+          <w:color w:val="00BFFF"/>
+        </w:rPr>
         <w:br/>
       </w:r>
       <w:r>
         <w:rPr>
           <w:rStyle w:val="VerbatimChar"/>
+          <w:color w:val="00BFFF"/>
         </w:rPr>
         <w:t xml:space="preserve">│  📍 Lagos, Nigeria                                     │</w:t>
       </w:r>
       <w:r>
+        <w:rPr>
+          <w:color w:val="00BFFF"/>
+        </w:rPr>
         <w:br/>
       </w:r>
       <w:r>
         <w:rPr>
           <w:rStyle w:val="VerbatimChar"/>
+          <w:color w:val="00BFFF"/>
         </w:rPr>
         <w:t xml:space="preserve">│                                                         │</w:t>
       </w:r>
       <w:r>
+        <w:rPr>
+          <w:color w:val="00BFFF"/>
+        </w:rPr>
         <w:br/>
       </w:r>
       <w:r>
         <w:rPr>
           <w:rStyle w:val="VerbatimChar"/>
+          <w:color w:val="00BFFF"/>
         </w:rPr>
         <w:t xml:space="preserve">└─────────────────────────────────────────────────────────┘</w:t>
       </w:r>
@@ -426,6 +671,14 @@
         <w:tblW w:type="pct" w:w="5000"/>
         <w:tblLook w:firstRow="1" w:lastRow="0" w:firstColumn="0" w:lastColumn="0" w:noHBand="0" w:noVBand="0" w:val="0020"/>
         <w:jc w:val="start"/>
+        <w:tblBorders>
+          <w:top w:val="single" w:sz="4" w:space="0" w:color="B0D4E8"/>
+          <w:left w:val="single" w:sz="4" w:space="0" w:color="B0D4E8"/>
+          <w:bottom w:val="single" w:sz="4" w:space="0" w:color="B0D4E8"/>
+          <w:right w:val="single" w:sz="4" w:space="0" w:color="B0D4E8"/>
+          <w:insideH w:val="single" w:sz="4" w:space="0" w:color="B0D4E8"/>
+          <w:insideV w:val="single" w:sz="4" w:space="0" w:color="B0D4E8"/>
+        </w:tblBorders>
       </w:tblPr>
       <w:tblGrid>
         <w:gridCol w:w="1980"/>
@@ -438,49 +691,77 @@
           <w:tblHeader w:val="true"/>
         </w:trPr>
         <w:tc>
-          <w:tcPr/>
-          <w:p>
-            <w:pPr>
-              <w:pStyle w:val="Compact"/>
-              <w:jc w:val="left"/>
-            </w:pPr>
-            <w:r>
+          <w:tcPr>
+            <w:shd w:fill="0099CC" w:val="clear"/>
+          </w:tcPr>
+          <w:p>
+            <w:pPr>
+              <w:pStyle w:val="Compact"/>
+              <w:jc w:val="left"/>
+            </w:pPr>
+            <w:r>
+              <w:rPr>
+                <w:b/>
+                <w:color w:val="FFFFFF"/>
+                <w:sz w:val="20"/>
+              </w:rPr>
               <w:t xml:space="preserve">Element</w:t>
             </w:r>
           </w:p>
         </w:tc>
         <w:tc>
-          <w:tcPr/>
-          <w:p>
-            <w:pPr>
-              <w:pStyle w:val="Compact"/>
-              <w:jc w:val="left"/>
-            </w:pPr>
-            <w:r>
+          <w:tcPr>
+            <w:shd w:fill="0099CC" w:val="clear"/>
+          </w:tcPr>
+          <w:p>
+            <w:pPr>
+              <w:pStyle w:val="Compact"/>
+              <w:jc w:val="left"/>
+            </w:pPr>
+            <w:r>
+              <w:rPr>
+                <w:b/>
+                <w:color w:val="FFFFFF"/>
+                <w:sz w:val="20"/>
+              </w:rPr>
               <w:t xml:space="preserve">Color</w:t>
             </w:r>
           </w:p>
         </w:tc>
         <w:tc>
-          <w:tcPr/>
-          <w:p>
-            <w:pPr>
-              <w:pStyle w:val="Compact"/>
-              <w:jc w:val="left"/>
-            </w:pPr>
-            <w:r>
+          <w:tcPr>
+            <w:shd w:fill="0099CC" w:val="clear"/>
+          </w:tcPr>
+          <w:p>
+            <w:pPr>
+              <w:pStyle w:val="Compact"/>
+              <w:jc w:val="left"/>
+            </w:pPr>
+            <w:r>
+              <w:rPr>
+                <w:b/>
+                <w:color w:val="FFFFFF"/>
+                <w:sz w:val="20"/>
+              </w:rPr>
               <w:t xml:space="preserve">Font</w:t>
             </w:r>
           </w:p>
         </w:tc>
         <w:tc>
-          <w:tcPr/>
-          <w:p>
-            <w:pPr>
-              <w:pStyle w:val="Compact"/>
-              <w:jc w:val="left"/>
-            </w:pPr>
-            <w:r>
+          <w:tcPr>
+            <w:shd w:fill="0099CC" w:val="clear"/>
+          </w:tcPr>
+          <w:p>
+            <w:pPr>
+              <w:pStyle w:val="Compact"/>
+              <w:jc w:val="left"/>
+            </w:pPr>
+            <w:r>
+              <w:rPr>
+                <w:b/>
+                <w:color w:val="FFFFFF"/>
+                <w:sz w:val="20"/>
+              </w:rPr>
               <w:t xml:space="preserve">Size</w:t>
             </w:r>
           </w:p>
@@ -488,49 +769,73 @@
       </w:tr>
       <w:tr>
         <w:tc>
-          <w:tcPr/>
-          <w:p>
-            <w:pPr>
-              <w:pStyle w:val="Compact"/>
-              <w:jc w:val="left"/>
-            </w:pPr>
-            <w:r>
+          <w:tcPr>
+            <w:shd w:fill="FFFFFF" w:val="clear"/>
+          </w:tcPr>
+          <w:p>
+            <w:pPr>
+              <w:pStyle w:val="Compact"/>
+              <w:jc w:val="left"/>
+            </w:pPr>
+            <w:r>
+              <w:rPr>
+                <w:color w:val="1A1A1A"/>
+                <w:sz w:val="19"/>
+              </w:rPr>
               <w:t xml:space="preserve">Top Bar</w:t>
             </w:r>
           </w:p>
         </w:tc>
         <w:tc>
-          <w:tcPr/>
-          <w:p>
-            <w:pPr>
-              <w:pStyle w:val="Compact"/>
-              <w:jc w:val="left"/>
-            </w:pPr>
-            <w:r>
+          <w:tcPr>
+            <w:shd w:fill="FFFFFF" w:val="clear"/>
+          </w:tcPr>
+          <w:p>
+            <w:pPr>
+              <w:pStyle w:val="Compact"/>
+              <w:jc w:val="left"/>
+            </w:pPr>
+            <w:r>
+              <w:rPr>
+                <w:color w:val="1A1A1A"/>
+                <w:sz w:val="19"/>
+              </w:rPr>
               <w:t xml:space="preserve">Sky Blue (#00BFFF)</w:t>
             </w:r>
           </w:p>
         </w:tc>
         <w:tc>
-          <w:tcPr/>
-          <w:p>
-            <w:pPr>
-              <w:pStyle w:val="Compact"/>
-              <w:jc w:val="left"/>
-            </w:pPr>
-            <w:r>
+          <w:tcPr>
+            <w:shd w:fill="FFFFFF" w:val="clear"/>
+          </w:tcPr>
+          <w:p>
+            <w:pPr>
+              <w:pStyle w:val="Compact"/>
+              <w:jc w:val="left"/>
+            </w:pPr>
+            <w:r>
+              <w:rPr>
+                <w:color w:val="1A1A1A"/>
+                <w:sz w:val="19"/>
+              </w:rPr>
               <w:t xml:space="preserve">—</w:t>
             </w:r>
           </w:p>
         </w:tc>
         <w:tc>
-          <w:tcPr/>
-          <w:p>
-            <w:pPr>
-              <w:pStyle w:val="Compact"/>
-              <w:jc w:val="left"/>
-            </w:pPr>
-            <w:r>
+          <w:tcPr>
+            <w:shd w:fill="FFFFFF" w:val="clear"/>
+          </w:tcPr>
+          <w:p>
+            <w:pPr>
+              <w:pStyle w:val="Compact"/>
+              <w:jc w:val="left"/>
+            </w:pPr>
+            <w:r>
+              <w:rPr>
+                <w:color w:val="1A1A1A"/>
+                <w:sz w:val="19"/>
+              </w:rPr>
               <w:t xml:space="preserve">8mm height</w:t>
             </w:r>
           </w:p>
@@ -538,49 +843,73 @@
       </w:tr>
       <w:tr>
         <w:tc>
-          <w:tcPr/>
-          <w:p>
-            <w:pPr>
-              <w:pStyle w:val="Compact"/>
-              <w:jc w:val="left"/>
-            </w:pPr>
-            <w:r>
+          <w:tcPr>
+            <w:shd w:fill="E8F8FF" w:val="clear"/>
+          </w:tcPr>
+          <w:p>
+            <w:pPr>
+              <w:pStyle w:val="Compact"/>
+              <w:jc w:val="left"/>
+            </w:pPr>
+            <w:r>
+              <w:rPr>
+                <w:color w:val="1A1A1A"/>
+                <w:sz w:val="19"/>
+              </w:rPr>
               <w:t xml:space="preserve">Accent Strip</w:t>
             </w:r>
           </w:p>
         </w:tc>
         <w:tc>
-          <w:tcPr/>
-          <w:p>
-            <w:pPr>
-              <w:pStyle w:val="Compact"/>
-              <w:jc w:val="left"/>
-            </w:pPr>
-            <w:r>
+          <w:tcPr>
+            <w:shd w:fill="E8F8FF" w:val="clear"/>
+          </w:tcPr>
+          <w:p>
+            <w:pPr>
+              <w:pStyle w:val="Compact"/>
+              <w:jc w:val="left"/>
+            </w:pPr>
+            <w:r>
+              <w:rPr>
+                <w:color w:val="1A1A1A"/>
+                <w:sz w:val="19"/>
+              </w:rPr>
               <w:t xml:space="preserve">Orange (#F5A623)</w:t>
             </w:r>
           </w:p>
         </w:tc>
         <w:tc>
-          <w:tcPr/>
-          <w:p>
-            <w:pPr>
-              <w:pStyle w:val="Compact"/>
-              <w:jc w:val="left"/>
-            </w:pPr>
-            <w:r>
+          <w:tcPr>
+            <w:shd w:fill="E8F8FF" w:val="clear"/>
+          </w:tcPr>
+          <w:p>
+            <w:pPr>
+              <w:pStyle w:val="Compact"/>
+              <w:jc w:val="left"/>
+            </w:pPr>
+            <w:r>
+              <w:rPr>
+                <w:color w:val="1A1A1A"/>
+                <w:sz w:val="19"/>
+              </w:rPr>
               <w:t xml:space="preserve">—</w:t>
             </w:r>
           </w:p>
         </w:tc>
         <w:tc>
-          <w:tcPr/>
-          <w:p>
-            <w:pPr>
-              <w:pStyle w:val="Compact"/>
-              <w:jc w:val="left"/>
-            </w:pPr>
-            <w:r>
+          <w:tcPr>
+            <w:shd w:fill="E8F8FF" w:val="clear"/>
+          </w:tcPr>
+          <w:p>
+            <w:pPr>
+              <w:pStyle w:val="Compact"/>
+              <w:jc w:val="left"/>
+            </w:pPr>
+            <w:r>
+              <w:rPr>
+                <w:color w:val="1A1A1A"/>
+                <w:sz w:val="19"/>
+              </w:rPr>
               <w:t xml:space="preserve">2mm height</w:t>
             </w:r>
           </w:p>
@@ -588,49 +917,73 @@
       </w:tr>
       <w:tr>
         <w:tc>
-          <w:tcPr/>
-          <w:p>
-            <w:pPr>
-              <w:pStyle w:val="Compact"/>
-              <w:jc w:val="left"/>
-            </w:pPr>
-            <w:r>
+          <w:tcPr>
+            <w:shd w:fill="FFFFFF" w:val="clear"/>
+          </w:tcPr>
+          <w:p>
+            <w:pPr>
+              <w:pStyle w:val="Compact"/>
+              <w:jc w:val="left"/>
+            </w:pPr>
+            <w:r>
+              <w:rPr>
+                <w:color w:val="1A1A1A"/>
+                <w:sz w:val="19"/>
+              </w:rPr>
               <w:t xml:space="preserve">Employee Name</w:t>
             </w:r>
           </w:p>
         </w:tc>
         <w:tc>
-          <w:tcPr/>
-          <w:p>
-            <w:pPr>
-              <w:pStyle w:val="Compact"/>
-              <w:jc w:val="left"/>
-            </w:pPr>
-            <w:r>
+          <w:tcPr>
+            <w:shd w:fill="FFFFFF" w:val="clear"/>
+          </w:tcPr>
+          <w:p>
+            <w:pPr>
+              <w:pStyle w:val="Compact"/>
+              <w:jc w:val="left"/>
+            </w:pPr>
+            <w:r>
+              <w:rPr>
+                <w:color w:val="1A1A1A"/>
+                <w:sz w:val="19"/>
+              </w:rPr>
               <w:t xml:space="preserve">Dark Background (#1B2838)</w:t>
             </w:r>
           </w:p>
         </w:tc>
         <w:tc>
-          <w:tcPr/>
-          <w:p>
-            <w:pPr>
-              <w:pStyle w:val="Compact"/>
-              <w:jc w:val="left"/>
-            </w:pPr>
-            <w:r>
+          <w:tcPr>
+            <w:shd w:fill="FFFFFF" w:val="clear"/>
+          </w:tcPr>
+          <w:p>
+            <w:pPr>
+              <w:pStyle w:val="Compact"/>
+              <w:jc w:val="left"/>
+            </w:pPr>
+            <w:r>
+              <w:rPr>
+                <w:color w:val="1A1A1A"/>
+                <w:sz w:val="19"/>
+              </w:rPr>
               <w:t xml:space="preserve">Montserrat Bold</w:t>
             </w:r>
           </w:p>
         </w:tc>
         <w:tc>
-          <w:tcPr/>
-          <w:p>
-            <w:pPr>
-              <w:pStyle w:val="Compact"/>
-              <w:jc w:val="left"/>
-            </w:pPr>
-            <w:r>
+          <w:tcPr>
+            <w:shd w:fill="FFFFFF" w:val="clear"/>
+          </w:tcPr>
+          <w:p>
+            <w:pPr>
+              <w:pStyle w:val="Compact"/>
+              <w:jc w:val="left"/>
+            </w:pPr>
+            <w:r>
+              <w:rPr>
+                <w:color w:val="1A1A1A"/>
+                <w:sz w:val="19"/>
+              </w:rPr>
               <w:t xml:space="preserve">11pt</w:t>
             </w:r>
           </w:p>
@@ -638,49 +991,73 @@
       </w:tr>
       <w:tr>
         <w:tc>
-          <w:tcPr/>
-          <w:p>
-            <w:pPr>
-              <w:pStyle w:val="Compact"/>
-              <w:jc w:val="left"/>
-            </w:pPr>
-            <w:r>
+          <w:tcPr>
+            <w:shd w:fill="E8F8FF" w:val="clear"/>
+          </w:tcPr>
+          <w:p>
+            <w:pPr>
+              <w:pStyle w:val="Compact"/>
+              <w:jc w:val="left"/>
+            </w:pPr>
+            <w:r>
+              <w:rPr>
+                <w:color w:val="1A1A1A"/>
+                <w:sz w:val="19"/>
+              </w:rPr>
               <w:t xml:space="preserve">Job Title / Department</w:t>
             </w:r>
           </w:p>
         </w:tc>
         <w:tc>
-          <w:tcPr/>
-          <w:p>
-            <w:pPr>
-              <w:pStyle w:val="Compact"/>
-              <w:jc w:val="left"/>
-            </w:pPr>
-            <w:r>
+          <w:tcPr>
+            <w:shd w:fill="E8F8FF" w:val="clear"/>
+          </w:tcPr>
+          <w:p>
+            <w:pPr>
+              <w:pStyle w:val="Compact"/>
+              <w:jc w:val="left"/>
+            </w:pPr>
+            <w:r>
+              <w:rPr>
+                <w:color w:val="1A1A1A"/>
+                <w:sz w:val="19"/>
+              </w:rPr>
               <w:t xml:space="preserve">Dark Blue (#0099CC)</w:t>
             </w:r>
           </w:p>
         </w:tc>
         <w:tc>
-          <w:tcPr/>
-          <w:p>
-            <w:pPr>
-              <w:pStyle w:val="Compact"/>
-              <w:jc w:val="left"/>
-            </w:pPr>
-            <w:r>
+          <w:tcPr>
+            <w:shd w:fill="E8F8FF" w:val="clear"/>
+          </w:tcPr>
+          <w:p>
+            <w:pPr>
+              <w:pStyle w:val="Compact"/>
+              <w:jc w:val="left"/>
+            </w:pPr>
+            <w:r>
+              <w:rPr>
+                <w:color w:val="1A1A1A"/>
+                <w:sz w:val="19"/>
+              </w:rPr>
               <w:t xml:space="preserve">Open Sans Regular</w:t>
             </w:r>
           </w:p>
         </w:tc>
         <w:tc>
-          <w:tcPr/>
-          <w:p>
-            <w:pPr>
-              <w:pStyle w:val="Compact"/>
-              <w:jc w:val="left"/>
-            </w:pPr>
-            <w:r>
+          <w:tcPr>
+            <w:shd w:fill="E8F8FF" w:val="clear"/>
+          </w:tcPr>
+          <w:p>
+            <w:pPr>
+              <w:pStyle w:val="Compact"/>
+              <w:jc w:val="left"/>
+            </w:pPr>
+            <w:r>
+              <w:rPr>
+                <w:color w:val="1A1A1A"/>
+                <w:sz w:val="19"/>
+              </w:rPr>
               <w:t xml:space="preserve">8pt</w:t>
             </w:r>
           </w:p>
@@ -688,49 +1065,73 @@
       </w:tr>
       <w:tr>
         <w:tc>
-          <w:tcPr/>
-          <w:p>
-            <w:pPr>
-              <w:pStyle w:val="Compact"/>
-              <w:jc w:val="left"/>
-            </w:pPr>
-            <w:r>
+          <w:tcPr>
+            <w:shd w:fill="FFFFFF" w:val="clear"/>
+          </w:tcPr>
+          <w:p>
+            <w:pPr>
+              <w:pStyle w:val="Compact"/>
+              <w:jc w:val="left"/>
+            </w:pPr>
+            <w:r>
+              <w:rPr>
+                <w:color w:val="1A1A1A"/>
+                <w:sz w:val="19"/>
+              </w:rPr>
               <w:t xml:space="preserve">Contact Details</w:t>
             </w:r>
           </w:p>
         </w:tc>
         <w:tc>
-          <w:tcPr/>
-          <w:p>
-            <w:pPr>
-              <w:pStyle w:val="Compact"/>
-              <w:jc w:val="left"/>
-            </w:pPr>
-            <w:r>
+          <w:tcPr>
+            <w:shd w:fill="FFFFFF" w:val="clear"/>
+          </w:tcPr>
+          <w:p>
+            <w:pPr>
+              <w:pStyle w:val="Compact"/>
+              <w:jc w:val="left"/>
+            </w:pPr>
+            <w:r>
+              <w:rPr>
+                <w:color w:val="1A1A1A"/>
+                <w:sz w:val="19"/>
+              </w:rPr>
               <w:t xml:space="preserve">#333333</w:t>
             </w:r>
           </w:p>
         </w:tc>
         <w:tc>
-          <w:tcPr/>
-          <w:p>
-            <w:pPr>
-              <w:pStyle w:val="Compact"/>
-              <w:jc w:val="left"/>
-            </w:pPr>
-            <w:r>
+          <w:tcPr>
+            <w:shd w:fill="FFFFFF" w:val="clear"/>
+          </w:tcPr>
+          <w:p>
+            <w:pPr>
+              <w:pStyle w:val="Compact"/>
+              <w:jc w:val="left"/>
+            </w:pPr>
+            <w:r>
+              <w:rPr>
+                <w:color w:val="1A1A1A"/>
+                <w:sz w:val="19"/>
+              </w:rPr>
               <w:t xml:space="preserve">Open Sans Regular</w:t>
             </w:r>
           </w:p>
         </w:tc>
         <w:tc>
-          <w:tcPr/>
-          <w:p>
-            <w:pPr>
-              <w:pStyle w:val="Compact"/>
-              <w:jc w:val="left"/>
-            </w:pPr>
-            <w:r>
+          <w:tcPr>
+            <w:shd w:fill="FFFFFF" w:val="clear"/>
+          </w:tcPr>
+          <w:p>
+            <w:pPr>
+              <w:pStyle w:val="Compact"/>
+              <w:jc w:val="left"/>
+            </w:pPr>
+            <w:r>
+              <w:rPr>
+                <w:color w:val="1A1A1A"/>
+                <w:sz w:val="19"/>
+              </w:rPr>
               <w:t xml:space="preserve">7.5pt</w:t>
             </w:r>
           </w:p>
@@ -738,49 +1139,73 @@
       </w:tr>
       <w:tr>
         <w:tc>
-          <w:tcPr/>
-          <w:p>
-            <w:pPr>
-              <w:pStyle w:val="Compact"/>
-              <w:jc w:val="left"/>
-            </w:pPr>
-            <w:r>
+          <w:tcPr>
+            <w:shd w:fill="E8F8FF" w:val="clear"/>
+          </w:tcPr>
+          <w:p>
+            <w:pPr>
+              <w:pStyle w:val="Compact"/>
+              <w:jc w:val="left"/>
+            </w:pPr>
+            <w:r>
+              <w:rPr>
+                <w:color w:val="1A1A1A"/>
+                <w:sz w:val="19"/>
+              </w:rPr>
               <w:t xml:space="preserve">Divider Line</w:t>
             </w:r>
           </w:p>
         </w:tc>
         <w:tc>
-          <w:tcPr/>
-          <w:p>
-            <w:pPr>
-              <w:pStyle w:val="Compact"/>
-              <w:jc w:val="left"/>
-            </w:pPr>
-            <w:r>
+          <w:tcPr>
+            <w:shd w:fill="E8F8FF" w:val="clear"/>
+          </w:tcPr>
+          <w:p>
+            <w:pPr>
+              <w:pStyle w:val="Compact"/>
+              <w:jc w:val="left"/>
+            </w:pPr>
+            <w:r>
+              <w:rPr>
+                <w:color w:val="1A1A1A"/>
+                <w:sz w:val="19"/>
+              </w:rPr>
               <w:t xml:space="preserve">Orange (#F5A623)</w:t>
             </w:r>
           </w:p>
         </w:tc>
         <w:tc>
-          <w:tcPr/>
-          <w:p>
-            <w:pPr>
-              <w:pStyle w:val="Compact"/>
-              <w:jc w:val="left"/>
-            </w:pPr>
-            <w:r>
+          <w:tcPr>
+            <w:shd w:fill="E8F8FF" w:val="clear"/>
+          </w:tcPr>
+          <w:p>
+            <w:pPr>
+              <w:pStyle w:val="Compact"/>
+              <w:jc w:val="left"/>
+            </w:pPr>
+            <w:r>
+              <w:rPr>
+                <w:color w:val="1A1A1A"/>
+                <w:sz w:val="19"/>
+              </w:rPr>
               <w:t xml:space="preserve">—</w:t>
             </w:r>
           </w:p>
         </w:tc>
         <w:tc>
-          <w:tcPr/>
-          <w:p>
-            <w:pPr>
-              <w:pStyle w:val="Compact"/>
-              <w:jc w:val="left"/>
-            </w:pPr>
-            <w:r>
+          <w:tcPr>
+            <w:shd w:fill="E8F8FF" w:val="clear"/>
+          </w:tcPr>
+          <w:p>
+            <w:pPr>
+              <w:pStyle w:val="Compact"/>
+              <w:jc w:val="left"/>
+            </w:pPr>
+            <w:r>
+              <w:rPr>
+                <w:color w:val="1A1A1A"/>
+                <w:sz w:val="19"/>
+              </w:rPr>
               <w:t xml:space="preserve">0.5pt</w:t>
             </w:r>
           </w:p>
@@ -788,49 +1213,73 @@
       </w:tr>
       <w:tr>
         <w:tc>
-          <w:tcPr/>
-          <w:p>
-            <w:pPr>
-              <w:pStyle w:val="Compact"/>
-              <w:jc w:val="left"/>
-            </w:pPr>
-            <w:r>
+          <w:tcPr>
+            <w:shd w:fill="FFFFFF" w:val="clear"/>
+          </w:tcPr>
+          <w:p>
+            <w:pPr>
+              <w:pStyle w:val="Compact"/>
+              <w:jc w:val="left"/>
+            </w:pPr>
+            <w:r>
+              <w:rPr>
+                <w:color w:val="1A1A1A"/>
+                <w:sz w:val="19"/>
+              </w:rPr>
               <w:t xml:space="preserve">Background</w:t>
             </w:r>
           </w:p>
         </w:tc>
         <w:tc>
-          <w:tcPr/>
-          <w:p>
-            <w:pPr>
-              <w:pStyle w:val="Compact"/>
-              <w:jc w:val="left"/>
-            </w:pPr>
-            <w:r>
+          <w:tcPr>
+            <w:shd w:fill="FFFFFF" w:val="clear"/>
+          </w:tcPr>
+          <w:p>
+            <w:pPr>
+              <w:pStyle w:val="Compact"/>
+              <w:jc w:val="left"/>
+            </w:pPr>
+            <w:r>
+              <w:rPr>
+                <w:color w:val="1A1A1A"/>
+                <w:sz w:val="19"/>
+              </w:rPr>
               <w:t xml:space="preserve">White (#FFFFFF)</w:t>
             </w:r>
           </w:p>
         </w:tc>
         <w:tc>
-          <w:tcPr/>
-          <w:p>
-            <w:pPr>
-              <w:pStyle w:val="Compact"/>
-              <w:jc w:val="left"/>
-            </w:pPr>
-            <w:r>
+          <w:tcPr>
+            <w:shd w:fill="FFFFFF" w:val="clear"/>
+          </w:tcPr>
+          <w:p>
+            <w:pPr>
+              <w:pStyle w:val="Compact"/>
+              <w:jc w:val="left"/>
+            </w:pPr>
+            <w:r>
+              <w:rPr>
+                <w:color w:val="1A1A1A"/>
+                <w:sz w:val="19"/>
+              </w:rPr>
               <w:t xml:space="preserve">—</w:t>
             </w:r>
           </w:p>
         </w:tc>
         <w:tc>
-          <w:tcPr/>
-          <w:p>
-            <w:pPr>
-              <w:pStyle w:val="Compact"/>
-              <w:jc w:val="left"/>
-            </w:pPr>
-            <w:r>
+          <w:tcPr>
+            <w:shd w:fill="FFFFFF" w:val="clear"/>
+          </w:tcPr>
+          <w:p>
+            <w:pPr>
+              <w:pStyle w:val="Compact"/>
+              <w:jc w:val="left"/>
+            </w:pPr>
+            <w:r>
+              <w:rPr>
+                <w:color w:val="1A1A1A"/>
+                <w:sz w:val="19"/>
+              </w:rPr>
               <w:t xml:space="preserve">—</w:t>
             </w:r>
           </w:p>
@@ -849,198 +1298,288 @@
     <w:p>
       <w:pPr>
         <w:pStyle w:val="Heading3"/>
+        <w:rPr>
+          <w:color w:val="E08A00"/>
+        </w:rPr>
       </w:pPr>
       <w:r>
+        <w:rPr>
+          <w:b/>
+          <w:color w:val="E08A00"/>
+          <w:sz w:val="26"/>
+        </w:rPr>
         <w:t xml:space="preserve">BACK SIDE</w:t>
       </w:r>
     </w:p>
     <w:p>
       <w:pPr>
         <w:pStyle w:val="SourceCode"/>
+        <w:shd w:fill="1B2838" w:val="clear"/>
       </w:pPr>
       <w:r>
         <w:rPr>
           <w:rStyle w:val="VerbatimChar"/>
+          <w:color w:val="00BFFF"/>
         </w:rPr>
         <w:t xml:space="preserve">┌─────────────────────────────────────────────────────────┐</w:t>
       </w:r>
       <w:r>
+        <w:rPr>
+          <w:color w:val="00BFFF"/>
+        </w:rPr>
         <w:br/>
       </w:r>
       <w:r>
         <w:rPr>
           <w:rStyle w:val="VerbatimChar"/>
+          <w:color w:val="00BFFF"/>
         </w:rPr>
         <w:t xml:space="preserve">│                                                         │</w:t>
       </w:r>
       <w:r>
+        <w:rPr>
+          <w:color w:val="00BFFF"/>
+        </w:rPr>
         <w:br/>
       </w:r>
       <w:r>
         <w:rPr>
           <w:rStyle w:val="VerbatimChar"/>
+          <w:color w:val="00BFFF"/>
         </w:rPr>
         <w:t xml:space="preserve">│              [PECH LOGO — Large]                        │</w:t>
       </w:r>
       <w:r>
+        <w:rPr>
+          <w:color w:val="00BFFF"/>
+        </w:rPr>
         <w:br/>
       </w:r>
       <w:r>
         <w:rPr>
           <w:rStyle w:val="VerbatimChar"/>
+          <w:color w:val="00BFFF"/>
         </w:rPr>
         <w:t xml:space="preserve">│              (Hexagonal, 25mm)                          │</w:t>
       </w:r>
       <w:r>
+        <w:rPr>
+          <w:color w:val="00BFFF"/>
+        </w:rPr>
         <w:br/>
       </w:r>
       <w:r>
         <w:rPr>
           <w:rStyle w:val="VerbatimChar"/>
+          <w:color w:val="00BFFF"/>
         </w:rPr>
         <w:t xml:space="preserve">│                                                         │</w:t>
       </w:r>
       <w:r>
+        <w:rPr>
+          <w:color w:val="00BFFF"/>
+        </w:rPr>
         <w:br/>
       </w:r>
       <w:r>
         <w:rPr>
           <w:rStyle w:val="VerbatimChar"/>
+          <w:color w:val="00BFFF"/>
         </w:rPr>
         <w:t xml:space="preserve">│           PECH GROUP HOLDINGS LTD                      │</w:t>
       </w:r>
       <w:r>
+        <w:rPr>
+          <w:color w:val="00BFFF"/>
+        </w:rPr>
         <w:br/>
       </w:r>
       <w:r>
         <w:rPr>
           <w:rStyle w:val="VerbatimChar"/>
+          <w:color w:val="00BFFF"/>
         </w:rPr>
         <w:t xml:space="preserve">│                                                         │</w:t>
       </w:r>
       <w:r>
+        <w:rPr>
+          <w:color w:val="00BFFF"/>
+        </w:rPr>
         <w:br/>
       </w:r>
       <w:r>
         <w:rPr>
           <w:rStyle w:val="VerbatimChar"/>
+          <w:color w:val="00BFFF"/>
         </w:rPr>
         <w:t xml:space="preserve">│   "Technology &amp; Infrastructure                │</w:t>
       </w:r>
       <w:r>
+        <w:rPr>
+          <w:color w:val="00BFFF"/>
+        </w:rPr>
         <w:br/>
       </w:r>
       <w:r>
         <w:rPr>
           <w:rStyle w:val="VerbatimChar"/>
+          <w:color w:val="00BFFF"/>
         </w:rPr>
         <w:t xml:space="preserve">│         Enablers for People"                           │</w:t>
       </w:r>
       <w:r>
+        <w:rPr>
+          <w:color w:val="00BFFF"/>
+        </w:rPr>
         <w:br/>
       </w:r>
       <w:r>
         <w:rPr>
           <w:rStyle w:val="VerbatimChar"/>
+          <w:color w:val="00BFFF"/>
         </w:rPr>
         <w:t xml:space="preserve">│                                                         │</w:t>
       </w:r>
       <w:r>
+        <w:rPr>
+          <w:color w:val="00BFFF"/>
+        </w:rPr>
         <w:br/>
       </w:r>
       <w:r>
         <w:rPr>
           <w:rStyle w:val="VerbatimChar"/>
+          <w:color w:val="00BFFF"/>
         </w:rPr>
         <w:t xml:space="preserve">│              [QR CODE]                                 │</w:t>
       </w:r>
       <w:r>
+        <w:rPr>
+          <w:color w:val="00BFFF"/>
+        </w:rPr>
         <w:br/>
       </w:r>
       <w:r>
         <w:rPr>
           <w:rStyle w:val="VerbatimChar"/>
+          <w:color w:val="00BFFF"/>
         </w:rPr>
         <w:t xml:space="preserve">│              (15mm x 15mm)                             │</w:t>
       </w:r>
       <w:r>
+        <w:rPr>
+          <w:color w:val="00BFFF"/>
+        </w:rPr>
         <w:br/>
       </w:r>
       <w:r>
         <w:rPr>
           <w:rStyle w:val="VerbatimChar"/>
+          <w:color w:val="00BFFF"/>
         </w:rPr>
         <w:t xml:space="preserve">│        Scan for company profile                        │</w:t>
       </w:r>
       <w:r>
+        <w:rPr>
+          <w:color w:val="00BFFF"/>
+        </w:rPr>
         <w:br/>
       </w:r>
       <w:r>
         <w:rPr>
           <w:rStyle w:val="VerbatimChar"/>
+          <w:color w:val="00BFFF"/>
         </w:rPr>
         <w:t xml:space="preserve">│                                                         │</w:t>
       </w:r>
       <w:r>
+        <w:rPr>
+          <w:color w:val="00BFFF"/>
+        </w:rPr>
         <w:br/>
       </w:r>
       <w:r>
         <w:rPr>
           <w:rStyle w:val="VerbatimChar"/>
+          <w:color w:val="00BFFF"/>
         </w:rPr>
         <w:t xml:space="preserve">│  ─────────────────────────────────────────────────────  │</w:t>
       </w:r>
       <w:r>
+        <w:rPr>
+          <w:color w:val="00BFFF"/>
+        </w:rPr>
         <w:br/>
       </w:r>
       <w:r>
         <w:rPr>
           <w:rStyle w:val="VerbatimChar"/>
+          <w:color w:val="00BFFF"/>
         </w:rPr>
         <w:t xml:space="preserve">│                                                         │</w:t>
       </w:r>
       <w:r>
+        <w:rPr>
+          <w:color w:val="00BFFF"/>
+        </w:rPr>
         <w:br/>
       </w:r>
       <w:r>
         <w:rPr>
           <w:rStyle w:val="VerbatimChar"/>
+          <w:color w:val="00BFFF"/>
         </w:rPr>
         <w:t xml:space="preserve">│   🔗 LinkedIn  |  🐦 Twitter/X  |  📷 Instagram       │</w:t>
       </w:r>
       <w:r>
+        <w:rPr>
+          <w:color w:val="00BFFF"/>
+        </w:rPr>
         <w:br/>
       </w:r>
       <w:r>
         <w:rPr>
           <w:rStyle w:val="VerbatimChar"/>
+          <w:color w:val="00BFFF"/>
         </w:rPr>
         <w:t xml:space="preserve">│                                                         │</w:t>
       </w:r>
       <w:r>
+        <w:rPr>
+          <w:color w:val="00BFFF"/>
+        </w:rPr>
         <w:br/>
       </w:r>
       <w:r>
         <w:rPr>
           <w:rStyle w:val="VerbatimChar"/>
+          <w:color w:val="00BFFF"/>
         </w:rPr>
         <w:t xml:space="preserve">│ ▓▓▓▓▓▓▓▓▓▓▓▓▓▓▓▓▓▓▓▓▓▓▓▓▓▓▓▓▓▓▓▓▓▓▓▓▓▓▓▓▓▓▓▓▓▓▓▓▓ │  ← Orange accent, 2mm</w:t>
       </w:r>
       <w:r>
+        <w:rPr>
+          <w:color w:val="00BFFF"/>
+        </w:rPr>
         <w:br/>
       </w:r>
       <w:r>
         <w:rPr>
           <w:rStyle w:val="VerbatimChar"/>
+          <w:color w:val="00BFFF"/>
         </w:rPr>
         <w:t xml:space="preserve">│ ███████████████████████████████████████████████████████ │  ← Sky Blue bar, 8mm</w:t>
       </w:r>
       <w:r>
+        <w:rPr>
+          <w:color w:val="00BFFF"/>
+        </w:rPr>
         <w:br/>
       </w:r>
       <w:r>
         <w:rPr>
           <w:rStyle w:val="VerbatimChar"/>
+          <w:color w:val="00BFFF"/>
         </w:rPr>
         <w:t xml:space="preserve">└─────────────────────────────────────────────────────────┘</w:t>
       </w:r>
@@ -1063,6 +1602,14 @@
         <w:tblW w:type="auto" w:w="0"/>
         <w:tblLook w:firstRow="1" w:lastRow="0" w:firstColumn="0" w:lastColumn="0" w:noHBand="0" w:noVBand="0" w:val="0020"/>
         <w:jc w:val="start"/>
+        <w:tblBorders>
+          <w:top w:val="single" w:sz="4" w:space="0" w:color="B0D4E8"/>
+          <w:left w:val="single" w:sz="4" w:space="0" w:color="B0D4E8"/>
+          <w:bottom w:val="single" w:sz="4" w:space="0" w:color="B0D4E8"/>
+          <w:right w:val="single" w:sz="4" w:space="0" w:color="B0D4E8"/>
+          <w:insideH w:val="single" w:sz="4" w:space="0" w:color="B0D4E8"/>
+          <w:insideV w:val="single" w:sz="4" w:space="0" w:color="B0D4E8"/>
+        </w:tblBorders>
       </w:tblPr>
       <w:tblGrid>
         <w:gridCol w:w="1980"/>
@@ -1075,49 +1622,77 @@
           <w:tblHeader w:val="true"/>
         </w:trPr>
         <w:tc>
-          <w:tcPr/>
-          <w:p>
-            <w:pPr>
-              <w:pStyle w:val="Compact"/>
-              <w:jc w:val="left"/>
-            </w:pPr>
-            <w:r>
+          <w:tcPr>
+            <w:shd w:fill="0099CC" w:val="clear"/>
+          </w:tcPr>
+          <w:p>
+            <w:pPr>
+              <w:pStyle w:val="Compact"/>
+              <w:jc w:val="left"/>
+            </w:pPr>
+            <w:r>
+              <w:rPr>
+                <w:b/>
+                <w:color w:val="FFFFFF"/>
+                <w:sz w:val="20"/>
+              </w:rPr>
               <w:t xml:space="preserve">Element</w:t>
             </w:r>
           </w:p>
         </w:tc>
         <w:tc>
-          <w:tcPr/>
-          <w:p>
-            <w:pPr>
-              <w:pStyle w:val="Compact"/>
-              <w:jc w:val="left"/>
-            </w:pPr>
-            <w:r>
+          <w:tcPr>
+            <w:shd w:fill="0099CC" w:val="clear"/>
+          </w:tcPr>
+          <w:p>
+            <w:pPr>
+              <w:pStyle w:val="Compact"/>
+              <w:jc w:val="left"/>
+            </w:pPr>
+            <w:r>
+              <w:rPr>
+                <w:b/>
+                <w:color w:val="FFFFFF"/>
+                <w:sz w:val="20"/>
+              </w:rPr>
               <w:t xml:space="preserve">Color</w:t>
             </w:r>
           </w:p>
         </w:tc>
         <w:tc>
-          <w:tcPr/>
-          <w:p>
-            <w:pPr>
-              <w:pStyle w:val="Compact"/>
-              <w:jc w:val="left"/>
-            </w:pPr>
-            <w:r>
+          <w:tcPr>
+            <w:shd w:fill="0099CC" w:val="clear"/>
+          </w:tcPr>
+          <w:p>
+            <w:pPr>
+              <w:pStyle w:val="Compact"/>
+              <w:jc w:val="left"/>
+            </w:pPr>
+            <w:r>
+              <w:rPr>
+                <w:b/>
+                <w:color w:val="FFFFFF"/>
+                <w:sz w:val="20"/>
+              </w:rPr>
               <w:t xml:space="preserve">Font</w:t>
             </w:r>
           </w:p>
         </w:tc>
         <w:tc>
-          <w:tcPr/>
-          <w:p>
-            <w:pPr>
-              <w:pStyle w:val="Compact"/>
-              <w:jc w:val="left"/>
-            </w:pPr>
-            <w:r>
+          <w:tcPr>
+            <w:shd w:fill="0099CC" w:val="clear"/>
+          </w:tcPr>
+          <w:p>
+            <w:pPr>
+              <w:pStyle w:val="Compact"/>
+              <w:jc w:val="left"/>
+            </w:pPr>
+            <w:r>
+              <w:rPr>
+                <w:b/>
+                <w:color w:val="FFFFFF"/>
+                <w:sz w:val="20"/>
+              </w:rPr>
               <w:t xml:space="preserve">Size</w:t>
             </w:r>
           </w:p>
@@ -1125,49 +1700,73 @@
       </w:tr>
       <w:tr>
         <w:tc>
-          <w:tcPr/>
-          <w:p>
-            <w:pPr>
-              <w:pStyle w:val="Compact"/>
-              <w:jc w:val="left"/>
-            </w:pPr>
-            <w:r>
+          <w:tcPr>
+            <w:shd w:fill="FFFFFF" w:val="clear"/>
+          </w:tcPr>
+          <w:p>
+            <w:pPr>
+              <w:pStyle w:val="Compact"/>
+              <w:jc w:val="left"/>
+            </w:pPr>
+            <w:r>
+              <w:rPr>
+                <w:color w:val="1A1A1A"/>
+                <w:sz w:val="19"/>
+              </w:rPr>
               <w:t xml:space="preserve">Background</w:t>
             </w:r>
           </w:p>
         </w:tc>
         <w:tc>
-          <w:tcPr/>
-          <w:p>
-            <w:pPr>
-              <w:pStyle w:val="Compact"/>
-              <w:jc w:val="left"/>
-            </w:pPr>
-            <w:r>
+          <w:tcPr>
+            <w:shd w:fill="FFFFFF" w:val="clear"/>
+          </w:tcPr>
+          <w:p>
+            <w:pPr>
+              <w:pStyle w:val="Compact"/>
+              <w:jc w:val="left"/>
+            </w:pPr>
+            <w:r>
+              <w:rPr>
+                <w:color w:val="1A1A1A"/>
+                <w:sz w:val="19"/>
+              </w:rPr>
               <w:t xml:space="preserve">Dark Background (#1B2838)</w:t>
             </w:r>
           </w:p>
         </w:tc>
         <w:tc>
-          <w:tcPr/>
-          <w:p>
-            <w:pPr>
-              <w:pStyle w:val="Compact"/>
-              <w:jc w:val="left"/>
-            </w:pPr>
-            <w:r>
+          <w:tcPr>
+            <w:shd w:fill="FFFFFF" w:val="clear"/>
+          </w:tcPr>
+          <w:p>
+            <w:pPr>
+              <w:pStyle w:val="Compact"/>
+              <w:jc w:val="left"/>
+            </w:pPr>
+            <w:r>
+              <w:rPr>
+                <w:color w:val="1A1A1A"/>
+                <w:sz w:val="19"/>
+              </w:rPr>
               <w:t xml:space="preserve">—</w:t>
             </w:r>
           </w:p>
         </w:tc>
         <w:tc>
-          <w:tcPr/>
-          <w:p>
-            <w:pPr>
-              <w:pStyle w:val="Compact"/>
-              <w:jc w:val="left"/>
-            </w:pPr>
-            <w:r>
+          <w:tcPr>
+            <w:shd w:fill="FFFFFF" w:val="clear"/>
+          </w:tcPr>
+          <w:p>
+            <w:pPr>
+              <w:pStyle w:val="Compact"/>
+              <w:jc w:val="left"/>
+            </w:pPr>
+            <w:r>
+              <w:rPr>
+                <w:color w:val="1A1A1A"/>
+                <w:sz w:val="19"/>
+              </w:rPr>
               <w:t xml:space="preserve">—</w:t>
             </w:r>
           </w:p>
@@ -1175,49 +1774,73 @@
       </w:tr>
       <w:tr>
         <w:tc>
-          <w:tcPr/>
-          <w:p>
-            <w:pPr>
-              <w:pStyle w:val="Compact"/>
-              <w:jc w:val="left"/>
-            </w:pPr>
-            <w:r>
+          <w:tcPr>
+            <w:shd w:fill="E8F8FF" w:val="clear"/>
+          </w:tcPr>
+          <w:p>
+            <w:pPr>
+              <w:pStyle w:val="Compact"/>
+              <w:jc w:val="left"/>
+            </w:pPr>
+            <w:r>
+              <w:rPr>
+                <w:color w:val="1A1A1A"/>
+                <w:sz w:val="19"/>
+              </w:rPr>
               <w:t xml:space="preserve">Company Name</w:t>
             </w:r>
           </w:p>
         </w:tc>
         <w:tc>
-          <w:tcPr/>
-          <w:p>
-            <w:pPr>
-              <w:pStyle w:val="Compact"/>
-              <w:jc w:val="left"/>
-            </w:pPr>
-            <w:r>
+          <w:tcPr>
+            <w:shd w:fill="E8F8FF" w:val="clear"/>
+          </w:tcPr>
+          <w:p>
+            <w:pPr>
+              <w:pStyle w:val="Compact"/>
+              <w:jc w:val="left"/>
+            </w:pPr>
+            <w:r>
+              <w:rPr>
+                <w:color w:val="1A1A1A"/>
+                <w:sz w:val="19"/>
+              </w:rPr>
               <w:t xml:space="preserve">White (#FFFFFF)</w:t>
             </w:r>
           </w:p>
         </w:tc>
         <w:tc>
-          <w:tcPr/>
-          <w:p>
-            <w:pPr>
-              <w:pStyle w:val="Compact"/>
-              <w:jc w:val="left"/>
-            </w:pPr>
-            <w:r>
+          <w:tcPr>
+            <w:shd w:fill="E8F8FF" w:val="clear"/>
+          </w:tcPr>
+          <w:p>
+            <w:pPr>
+              <w:pStyle w:val="Compact"/>
+              <w:jc w:val="left"/>
+            </w:pPr>
+            <w:r>
+              <w:rPr>
+                <w:color w:val="1A1A1A"/>
+                <w:sz w:val="19"/>
+              </w:rPr>
               <w:t xml:space="preserve">Montserrat Bold</w:t>
             </w:r>
           </w:p>
         </w:tc>
         <w:tc>
-          <w:tcPr/>
-          <w:p>
-            <w:pPr>
-              <w:pStyle w:val="Compact"/>
-              <w:jc w:val="left"/>
-            </w:pPr>
-            <w:r>
+          <w:tcPr>
+            <w:shd w:fill="E8F8FF" w:val="clear"/>
+          </w:tcPr>
+          <w:p>
+            <w:pPr>
+              <w:pStyle w:val="Compact"/>
+              <w:jc w:val="left"/>
+            </w:pPr>
+            <w:r>
+              <w:rPr>
+                <w:color w:val="1A1A1A"/>
+                <w:sz w:val="19"/>
+              </w:rPr>
               <w:t xml:space="preserve">10pt</w:t>
             </w:r>
           </w:p>
@@ -1225,49 +1848,73 @@
       </w:tr>
       <w:tr>
         <w:tc>
-          <w:tcPr/>
-          <w:p>
-            <w:pPr>
-              <w:pStyle w:val="Compact"/>
-              <w:jc w:val="left"/>
-            </w:pPr>
-            <w:r>
+          <w:tcPr>
+            <w:shd w:fill="FFFFFF" w:val="clear"/>
+          </w:tcPr>
+          <w:p>
+            <w:pPr>
+              <w:pStyle w:val="Compact"/>
+              <w:jc w:val="left"/>
+            </w:pPr>
+            <w:r>
+              <w:rPr>
+                <w:color w:val="1A1A1A"/>
+                <w:sz w:val="19"/>
+              </w:rPr>
               <w:t xml:space="preserve">Tagline</w:t>
             </w:r>
           </w:p>
         </w:tc>
         <w:tc>
-          <w:tcPr/>
-          <w:p>
-            <w:pPr>
-              <w:pStyle w:val="Compact"/>
-              <w:jc w:val="left"/>
-            </w:pPr>
-            <w:r>
+          <w:tcPr>
+            <w:shd w:fill="FFFFFF" w:val="clear"/>
+          </w:tcPr>
+          <w:p>
+            <w:pPr>
+              <w:pStyle w:val="Compact"/>
+              <w:jc w:val="left"/>
+            </w:pPr>
+            <w:r>
+              <w:rPr>
+                <w:color w:val="1A1A1A"/>
+                <w:sz w:val="19"/>
+              </w:rPr>
               <w:t xml:space="preserve">Sky Blue (#00BFFF)</w:t>
             </w:r>
           </w:p>
         </w:tc>
         <w:tc>
-          <w:tcPr/>
-          <w:p>
-            <w:pPr>
-              <w:pStyle w:val="Compact"/>
-              <w:jc w:val="left"/>
-            </w:pPr>
-            <w:r>
+          <w:tcPr>
+            <w:shd w:fill="FFFFFF" w:val="clear"/>
+          </w:tcPr>
+          <w:p>
+            <w:pPr>
+              <w:pStyle w:val="Compact"/>
+              <w:jc w:val="left"/>
+            </w:pPr>
+            <w:r>
+              <w:rPr>
+                <w:color w:val="1A1A1A"/>
+                <w:sz w:val="19"/>
+              </w:rPr>
               <w:t xml:space="preserve">Open Sans Italic</w:t>
             </w:r>
           </w:p>
         </w:tc>
         <w:tc>
-          <w:tcPr/>
-          <w:p>
-            <w:pPr>
-              <w:pStyle w:val="Compact"/>
-              <w:jc w:val="left"/>
-            </w:pPr>
-            <w:r>
+          <w:tcPr>
+            <w:shd w:fill="FFFFFF" w:val="clear"/>
+          </w:tcPr>
+          <w:p>
+            <w:pPr>
+              <w:pStyle w:val="Compact"/>
+              <w:jc w:val="left"/>
+            </w:pPr>
+            <w:r>
+              <w:rPr>
+                <w:color w:val="1A1A1A"/>
+                <w:sz w:val="19"/>
+              </w:rPr>
               <w:t xml:space="preserve">7pt</w:t>
             </w:r>
           </w:p>
@@ -1275,49 +1922,73 @@
       </w:tr>
       <w:tr>
         <w:tc>
-          <w:tcPr/>
-          <w:p>
-            <w:pPr>
-              <w:pStyle w:val="Compact"/>
-              <w:jc w:val="left"/>
-            </w:pPr>
-            <w:r>
+          <w:tcPr>
+            <w:shd w:fill="E8F8FF" w:val="clear"/>
+          </w:tcPr>
+          <w:p>
+            <w:pPr>
+              <w:pStyle w:val="Compact"/>
+              <w:jc w:val="left"/>
+            </w:pPr>
+            <w:r>
+              <w:rPr>
+                <w:color w:val="1A1A1A"/>
+                <w:sz w:val="19"/>
+              </w:rPr>
               <w:t xml:space="preserve">QR Code Frame</w:t>
             </w:r>
           </w:p>
         </w:tc>
         <w:tc>
-          <w:tcPr/>
-          <w:p>
-            <w:pPr>
-              <w:pStyle w:val="Compact"/>
-              <w:jc w:val="left"/>
-            </w:pPr>
-            <w:r>
+          <w:tcPr>
+            <w:shd w:fill="E8F8FF" w:val="clear"/>
+          </w:tcPr>
+          <w:p>
+            <w:pPr>
+              <w:pStyle w:val="Compact"/>
+              <w:jc w:val="left"/>
+            </w:pPr>
+            <w:r>
+              <w:rPr>
+                <w:color w:val="1A1A1A"/>
+                <w:sz w:val="19"/>
+              </w:rPr>
               <w:t xml:space="preserve">Orange (#F5A623) border</w:t>
             </w:r>
           </w:p>
         </w:tc>
         <w:tc>
-          <w:tcPr/>
-          <w:p>
-            <w:pPr>
-              <w:pStyle w:val="Compact"/>
-              <w:jc w:val="left"/>
-            </w:pPr>
-            <w:r>
+          <w:tcPr>
+            <w:shd w:fill="E8F8FF" w:val="clear"/>
+          </w:tcPr>
+          <w:p>
+            <w:pPr>
+              <w:pStyle w:val="Compact"/>
+              <w:jc w:val="left"/>
+            </w:pPr>
+            <w:r>
+              <w:rPr>
+                <w:color w:val="1A1A1A"/>
+                <w:sz w:val="19"/>
+              </w:rPr>
               <w:t xml:space="preserve">—</w:t>
             </w:r>
           </w:p>
         </w:tc>
         <w:tc>
-          <w:tcPr/>
-          <w:p>
-            <w:pPr>
-              <w:pStyle w:val="Compact"/>
-              <w:jc w:val="left"/>
-            </w:pPr>
-            <w:r>
+          <w:tcPr>
+            <w:shd w:fill="E8F8FF" w:val="clear"/>
+          </w:tcPr>
+          <w:p>
+            <w:pPr>
+              <w:pStyle w:val="Compact"/>
+              <w:jc w:val="left"/>
+            </w:pPr>
+            <w:r>
+              <w:rPr>
+                <w:color w:val="1A1A1A"/>
+                <w:sz w:val="19"/>
+              </w:rPr>
               <w:t xml:space="preserve">15mm x 15mm</w:t>
             </w:r>
           </w:p>
@@ -1325,49 +1996,73 @@
       </w:tr>
       <w:tr>
         <w:tc>
-          <w:tcPr/>
-          <w:p>
-            <w:pPr>
-              <w:pStyle w:val="Compact"/>
-              <w:jc w:val="left"/>
-            </w:pPr>
-            <w:r>
+          <w:tcPr>
+            <w:shd w:fill="FFFFFF" w:val="clear"/>
+          </w:tcPr>
+          <w:p>
+            <w:pPr>
+              <w:pStyle w:val="Compact"/>
+              <w:jc w:val="left"/>
+            </w:pPr>
+            <w:r>
+              <w:rPr>
+                <w:color w:val="1A1A1A"/>
+                <w:sz w:val="19"/>
+              </w:rPr>
               <w:t xml:space="preserve">Social Media</w:t>
             </w:r>
           </w:p>
         </w:tc>
         <w:tc>
-          <w:tcPr/>
-          <w:p>
-            <w:pPr>
-              <w:pStyle w:val="Compact"/>
-              <w:jc w:val="left"/>
-            </w:pPr>
-            <w:r>
+          <w:tcPr>
+            <w:shd w:fill="FFFFFF" w:val="clear"/>
+          </w:tcPr>
+          <w:p>
+            <w:pPr>
+              <w:pStyle w:val="Compact"/>
+              <w:jc w:val="left"/>
+            </w:pPr>
+            <w:r>
+              <w:rPr>
+                <w:color w:val="1A1A1A"/>
+                <w:sz w:val="19"/>
+              </w:rPr>
               <w:t xml:space="preserve">White (#FFFFFF)</w:t>
             </w:r>
           </w:p>
         </w:tc>
         <w:tc>
-          <w:tcPr/>
-          <w:p>
-            <w:pPr>
-              <w:pStyle w:val="Compact"/>
-              <w:jc w:val="left"/>
-            </w:pPr>
-            <w:r>
+          <w:tcPr>
+            <w:shd w:fill="FFFFFF" w:val="clear"/>
+          </w:tcPr>
+          <w:p>
+            <w:pPr>
+              <w:pStyle w:val="Compact"/>
+              <w:jc w:val="left"/>
+            </w:pPr>
+            <w:r>
+              <w:rPr>
+                <w:color w:val="1A1A1A"/>
+                <w:sz w:val="19"/>
+              </w:rPr>
               <w:t xml:space="preserve">Open Sans Regular</w:t>
             </w:r>
           </w:p>
         </w:tc>
         <w:tc>
-          <w:tcPr/>
-          <w:p>
-            <w:pPr>
-              <w:pStyle w:val="Compact"/>
-              <w:jc w:val="left"/>
-            </w:pPr>
-            <w:r>
+          <w:tcPr>
+            <w:shd w:fill="FFFFFF" w:val="clear"/>
+          </w:tcPr>
+          <w:p>
+            <w:pPr>
+              <w:pStyle w:val="Compact"/>
+              <w:jc w:val="left"/>
+            </w:pPr>
+            <w:r>
+              <w:rPr>
+                <w:color w:val="1A1A1A"/>
+                <w:sz w:val="19"/>
+              </w:rPr>
               <w:t xml:space="preserve">6.5pt</w:t>
             </w:r>
           </w:p>
@@ -1375,49 +2070,73 @@
       </w:tr>
       <w:tr>
         <w:tc>
-          <w:tcPr/>
-          <w:p>
-            <w:pPr>
-              <w:pStyle w:val="Compact"/>
-              <w:jc w:val="left"/>
-            </w:pPr>
-            <w:r>
+          <w:tcPr>
+            <w:shd w:fill="E8F8FF" w:val="clear"/>
+          </w:tcPr>
+          <w:p>
+            <w:pPr>
+              <w:pStyle w:val="Compact"/>
+              <w:jc w:val="left"/>
+            </w:pPr>
+            <w:r>
+              <w:rPr>
+                <w:color w:val="1A1A1A"/>
+                <w:sz w:val="19"/>
+              </w:rPr>
               <w:t xml:space="preserve">Bottom Bars</w:t>
             </w:r>
           </w:p>
         </w:tc>
         <w:tc>
-          <w:tcPr/>
-          <w:p>
-            <w:pPr>
-              <w:pStyle w:val="Compact"/>
-              <w:jc w:val="left"/>
-            </w:pPr>
-            <w:r>
+          <w:tcPr>
+            <w:shd w:fill="E8F8FF" w:val="clear"/>
+          </w:tcPr>
+          <w:p>
+            <w:pPr>
+              <w:pStyle w:val="Compact"/>
+              <w:jc w:val="left"/>
+            </w:pPr>
+            <w:r>
+              <w:rPr>
+                <w:color w:val="1A1A1A"/>
+                <w:sz w:val="19"/>
+              </w:rPr>
               <w:t xml:space="preserve">Orange + Sky Blue</w:t>
             </w:r>
           </w:p>
         </w:tc>
         <w:tc>
-          <w:tcPr/>
-          <w:p>
-            <w:pPr>
-              <w:pStyle w:val="Compact"/>
-              <w:jc w:val="left"/>
-            </w:pPr>
-            <w:r>
+          <w:tcPr>
+            <w:shd w:fill="E8F8FF" w:val="clear"/>
+          </w:tcPr>
+          <w:p>
+            <w:pPr>
+              <w:pStyle w:val="Compact"/>
+              <w:jc w:val="left"/>
+            </w:pPr>
+            <w:r>
+              <w:rPr>
+                <w:color w:val="1A1A1A"/>
+                <w:sz w:val="19"/>
+              </w:rPr>
               <w:t xml:space="preserve">—</w:t>
             </w:r>
           </w:p>
         </w:tc>
         <w:tc>
-          <w:tcPr/>
-          <w:p>
-            <w:pPr>
-              <w:pStyle w:val="Compact"/>
-              <w:jc w:val="left"/>
-            </w:pPr>
-            <w:r>
+          <w:tcPr>
+            <w:shd w:fill="E8F8FF" w:val="clear"/>
+          </w:tcPr>
+          <w:p>
+            <w:pPr>
+              <w:pStyle w:val="Compact"/>
+              <w:jc w:val="left"/>
+            </w:pPr>
+            <w:r>
+              <w:rPr>
+                <w:color w:val="1A1A1A"/>
+                <w:sz w:val="19"/>
+              </w:rPr>
               <w:t xml:space="preserve">2mm + 8mm</w:t>
             </w:r>
           </w:p>
@@ -1436,8 +2155,16 @@
     <w:p>
       <w:pPr>
         <w:pStyle w:val="Heading3"/>
+        <w:rPr>
+          <w:color w:val="E08A00"/>
+        </w:rPr>
       </w:pPr>
       <w:r>
+        <w:rPr>
+          <w:b/>
+          <w:color w:val="E08A00"/>
+          <w:sz w:val="26"/>
+        </w:rPr>
         <w:t xml:space="preserve">QR Code Specifications</w:t>
       </w:r>
     </w:p>
@@ -1447,6 +2174,14 @@
         <w:tblW w:type="auto" w:w="0"/>
         <w:tblLook w:firstRow="1" w:lastRow="0" w:firstColumn="0" w:lastColumn="0" w:noHBand="0" w:noVBand="0" w:val="0020"/>
         <w:jc w:val="start"/>
+        <w:tblBorders>
+          <w:top w:val="single" w:sz="4" w:space="0" w:color="B0D4E8"/>
+          <w:left w:val="single" w:sz="4" w:space="0" w:color="B0D4E8"/>
+          <w:bottom w:val="single" w:sz="4" w:space="0" w:color="B0D4E8"/>
+          <w:right w:val="single" w:sz="4" w:space="0" w:color="B0D4E8"/>
+          <w:insideH w:val="single" w:sz="4" w:space="0" w:color="B0D4E8"/>
+          <w:insideV w:val="single" w:sz="4" w:space="0" w:color="B0D4E8"/>
+        </w:tblBorders>
       </w:tblPr>
       <w:tblGrid>
         <w:gridCol w:w="3960"/>
@@ -1457,25 +2192,39 @@
           <w:tblHeader w:val="true"/>
         </w:trPr>
         <w:tc>
-          <w:tcPr/>
-          <w:p>
-            <w:pPr>
-              <w:pStyle w:val="Compact"/>
-              <w:jc w:val="left"/>
-            </w:pPr>
-            <w:r>
+          <w:tcPr>
+            <w:shd w:fill="0099CC" w:val="clear"/>
+          </w:tcPr>
+          <w:p>
+            <w:pPr>
+              <w:pStyle w:val="Compact"/>
+              <w:jc w:val="left"/>
+            </w:pPr>
+            <w:r>
+              <w:rPr>
+                <w:b/>
+                <w:color w:val="FFFFFF"/>
+                <w:sz w:val="20"/>
+              </w:rPr>
               <w:t xml:space="preserve">Property</w:t>
             </w:r>
           </w:p>
         </w:tc>
         <w:tc>
-          <w:tcPr/>
-          <w:p>
-            <w:pPr>
-              <w:pStyle w:val="Compact"/>
-              <w:jc w:val="left"/>
-            </w:pPr>
-            <w:r>
+          <w:tcPr>
+            <w:shd w:fill="0099CC" w:val="clear"/>
+          </w:tcPr>
+          <w:p>
+            <w:pPr>
+              <w:pStyle w:val="Compact"/>
+              <w:jc w:val="left"/>
+            </w:pPr>
+            <w:r>
+              <w:rPr>
+                <w:b/>
+                <w:color w:val="FFFFFF"/>
+                <w:sz w:val="20"/>
+              </w:rPr>
               <w:t xml:space="preserve">Value</w:t>
             </w:r>
           </w:p>
@@ -1483,7 +2232,9 @@
       </w:tr>
       <w:tr>
         <w:tc>
-          <w:tcPr/>
+          <w:tcPr>
+            <w:shd w:fill="FFFFFF" w:val="clear"/>
+          </w:tcPr>
           <w:p>
             <w:pPr>
               <w:pStyle w:val="Compact"/>
@@ -1493,19 +2244,27 @@
               <w:rPr>
                 <w:bCs/>
                 <w:b/>
+                <w:color w:val="1A1A1A"/>
+                <w:sz w:val="19"/>
               </w:rPr>
               <w:t xml:space="preserve">Content:</w:t>
             </w:r>
           </w:p>
         </w:tc>
         <w:tc>
-          <w:tcPr/>
-          <w:p>
-            <w:pPr>
-              <w:pStyle w:val="Compact"/>
-              <w:jc w:val="left"/>
-            </w:pPr>
-            <w:r>
+          <w:tcPr>
+            <w:shd w:fill="FFFFFF" w:val="clear"/>
+          </w:tcPr>
+          <w:p>
+            <w:pPr>
+              <w:pStyle w:val="Compact"/>
+              <w:jc w:val="left"/>
+            </w:pPr>
+            <w:r>
+              <w:rPr>
+                <w:color w:val="1A1A1A"/>
+                <w:sz w:val="19"/>
+              </w:rPr>
               <w:t xml:space="preserve">Company website URL or vCard</w:t>
             </w:r>
           </w:p>
@@ -1513,7 +2272,9 @@
       </w:tr>
       <w:tr>
         <w:tc>
-          <w:tcPr/>
+          <w:tcPr>
+            <w:shd w:fill="E8F8FF" w:val="clear"/>
+          </w:tcPr>
           <w:p>
             <w:pPr>
               <w:pStyle w:val="Compact"/>
@@ -1523,19 +2284,27 @@
               <w:rPr>
                 <w:bCs/>
                 <w:b/>
+                <w:color w:val="1A1A1A"/>
+                <w:sz w:val="19"/>
               </w:rPr>
               <w:t xml:space="preserve">Size:</w:t>
             </w:r>
           </w:p>
         </w:tc>
         <w:tc>
-          <w:tcPr/>
-          <w:p>
-            <w:pPr>
-              <w:pStyle w:val="Compact"/>
-              <w:jc w:val="left"/>
-            </w:pPr>
-            <w:r>
+          <w:tcPr>
+            <w:shd w:fill="E8F8FF" w:val="clear"/>
+          </w:tcPr>
+          <w:p>
+            <w:pPr>
+              <w:pStyle w:val="Compact"/>
+              <w:jc w:val="left"/>
+            </w:pPr>
+            <w:r>
+              <w:rPr>
+                <w:color w:val="1A1A1A"/>
+                <w:sz w:val="19"/>
+              </w:rPr>
               <w:t xml:space="preserve">15mm x 15mm</w:t>
             </w:r>
           </w:p>
@@ -1543,7 +2312,9 @@
       </w:tr>
       <w:tr>
         <w:tc>
-          <w:tcPr/>
+          <w:tcPr>
+            <w:shd w:fill="FFFFFF" w:val="clear"/>
+          </w:tcPr>
           <w:p>
             <w:pPr>
               <w:pStyle w:val="Compact"/>
@@ -1553,19 +2324,27 @@
               <w:rPr>
                 <w:bCs/>
                 <w:b/>
+                <w:color w:val="1A1A1A"/>
+                <w:sz w:val="19"/>
               </w:rPr>
               <w:t xml:space="preserve">Error Correction:</w:t>
             </w:r>
           </w:p>
         </w:tc>
         <w:tc>
-          <w:tcPr/>
-          <w:p>
-            <w:pPr>
-              <w:pStyle w:val="Compact"/>
-              <w:jc w:val="left"/>
-            </w:pPr>
-            <w:r>
+          <w:tcPr>
+            <w:shd w:fill="FFFFFF" w:val="clear"/>
+          </w:tcPr>
+          <w:p>
+            <w:pPr>
+              <w:pStyle w:val="Compact"/>
+              <w:jc w:val="left"/>
+            </w:pPr>
+            <w:r>
+              <w:rPr>
+                <w:color w:val="1A1A1A"/>
+                <w:sz w:val="19"/>
+              </w:rPr>
               <w:t xml:space="preserve">Level H (30%)</w:t>
             </w:r>
           </w:p>
@@ -1573,7 +2352,9 @@
       </w:tr>
       <w:tr>
         <w:tc>
-          <w:tcPr/>
+          <w:tcPr>
+            <w:shd w:fill="E8F8FF" w:val="clear"/>
+          </w:tcPr>
           <w:p>
             <w:pPr>
               <w:pStyle w:val="Compact"/>
@@ -1583,19 +2364,27 @@
               <w:rPr>
                 <w:bCs/>
                 <w:b/>
+                <w:color w:val="1A1A1A"/>
+                <w:sz w:val="19"/>
               </w:rPr>
               <w:t xml:space="preserve">Foreground Color:</w:t>
             </w:r>
           </w:p>
         </w:tc>
         <w:tc>
-          <w:tcPr/>
-          <w:p>
-            <w:pPr>
-              <w:pStyle w:val="Compact"/>
-              <w:jc w:val="left"/>
-            </w:pPr>
-            <w:r>
+          <w:tcPr>
+            <w:shd w:fill="E8F8FF" w:val="clear"/>
+          </w:tcPr>
+          <w:p>
+            <w:pPr>
+              <w:pStyle w:val="Compact"/>
+              <w:jc w:val="left"/>
+            </w:pPr>
+            <w:r>
+              <w:rPr>
+                <w:color w:val="1A1A1A"/>
+                <w:sz w:val="19"/>
+              </w:rPr>
               <w:t xml:space="preserve">White (#FFFFFF)</w:t>
             </w:r>
           </w:p>
@@ -1603,7 +2392,9 @@
       </w:tr>
       <w:tr>
         <w:tc>
-          <w:tcPr/>
+          <w:tcPr>
+            <w:shd w:fill="FFFFFF" w:val="clear"/>
+          </w:tcPr>
           <w:p>
             <w:pPr>
               <w:pStyle w:val="Compact"/>
@@ -1613,19 +2404,27 @@
               <w:rPr>
                 <w:bCs/>
                 <w:b/>
+                <w:color w:val="1A1A1A"/>
+                <w:sz w:val="19"/>
               </w:rPr>
               <w:t xml:space="preserve">Background Color:</w:t>
             </w:r>
           </w:p>
         </w:tc>
         <w:tc>
-          <w:tcPr/>
-          <w:p>
-            <w:pPr>
-              <w:pStyle w:val="Compact"/>
-              <w:jc w:val="left"/>
-            </w:pPr>
-            <w:r>
+          <w:tcPr>
+            <w:shd w:fill="FFFFFF" w:val="clear"/>
+          </w:tcPr>
+          <w:p>
+            <w:pPr>
+              <w:pStyle w:val="Compact"/>
+              <w:jc w:val="left"/>
+            </w:pPr>
+            <w:r>
+              <w:rPr>
+                <w:color w:val="1A1A1A"/>
+                <w:sz w:val="19"/>
+              </w:rPr>
               <w:t xml:space="preserve">Transparent (on dark background)</w:t>
             </w:r>
           </w:p>
@@ -1633,7 +2432,9 @@
       </w:tr>
       <w:tr>
         <w:tc>
-          <w:tcPr/>
+          <w:tcPr>
+            <w:shd w:fill="E8F8FF" w:val="clear"/>
+          </w:tcPr>
           <w:p>
             <w:pPr>
               <w:pStyle w:val="Compact"/>
@@ -1643,19 +2444,27 @@
               <w:rPr>
                 <w:bCs/>
                 <w:b/>
+                <w:color w:val="1A1A1A"/>
+                <w:sz w:val="19"/>
               </w:rPr>
               <w:t xml:space="preserve">Border:</w:t>
             </w:r>
           </w:p>
         </w:tc>
         <w:tc>
-          <w:tcPr/>
-          <w:p>
-            <w:pPr>
-              <w:pStyle w:val="Compact"/>
-              <w:jc w:val="left"/>
-            </w:pPr>
-            <w:r>
+          <w:tcPr>
+            <w:shd w:fill="E8F8FF" w:val="clear"/>
+          </w:tcPr>
+          <w:p>
+            <w:pPr>
+              <w:pStyle w:val="Compact"/>
+              <w:jc w:val="left"/>
+            </w:pPr>
+            <w:r>
+              <w:rPr>
+                <w:color w:val="1A1A1A"/>
+                <w:sz w:val="19"/>
+              </w:rPr>
               <w:t xml:space="preserve">1px solid Orange (#F5A623)</w:t>
             </w:r>
           </w:p>
@@ -1674,8 +2483,16 @@
     <w:p>
       <w:pPr>
         <w:pStyle w:val="Heading3"/>
+        <w:rPr>
+          <w:color w:val="E08A00"/>
+        </w:rPr>
       </w:pPr>
       <w:r>
+        <w:rPr>
+          <w:b/>
+          <w:color w:val="E08A00"/>
+          <w:sz w:val="26"/>
+        </w:rPr>
         <w:t xml:space="preserve">Print Specifications</w:t>
       </w:r>
     </w:p>
@@ -1685,6 +2502,14 @@
         <w:tblW w:type="pct" w:w="5000"/>
         <w:tblLook w:firstRow="1" w:lastRow="0" w:firstColumn="0" w:lastColumn="0" w:noHBand="0" w:noVBand="0" w:val="0020"/>
         <w:jc w:val="start"/>
+        <w:tblBorders>
+          <w:top w:val="single" w:sz="4" w:space="0" w:color="B0D4E8"/>
+          <w:left w:val="single" w:sz="4" w:space="0" w:color="B0D4E8"/>
+          <w:bottom w:val="single" w:sz="4" w:space="0" w:color="B0D4E8"/>
+          <w:right w:val="single" w:sz="4" w:space="0" w:color="B0D4E8"/>
+          <w:insideH w:val="single" w:sz="4" w:space="0" w:color="B0D4E8"/>
+          <w:insideV w:val="single" w:sz="4" w:space="0" w:color="B0D4E8"/>
+        </w:tblBorders>
       </w:tblPr>
       <w:tblGrid>
         <w:gridCol w:w="3960"/>
@@ -1695,25 +2520,39 @@
           <w:tblHeader w:val="true"/>
         </w:trPr>
         <w:tc>
-          <w:tcPr/>
-          <w:p>
-            <w:pPr>
-              <w:pStyle w:val="Compact"/>
-              <w:jc w:val="left"/>
-            </w:pPr>
-            <w:r>
+          <w:tcPr>
+            <w:shd w:fill="0099CC" w:val="clear"/>
+          </w:tcPr>
+          <w:p>
+            <w:pPr>
+              <w:pStyle w:val="Compact"/>
+              <w:jc w:val="left"/>
+            </w:pPr>
+            <w:r>
+              <w:rPr>
+                <w:b/>
+                <w:color w:val="FFFFFF"/>
+                <w:sz w:val="20"/>
+              </w:rPr>
               <w:t xml:space="preserve">Property</w:t>
             </w:r>
           </w:p>
         </w:tc>
         <w:tc>
-          <w:tcPr/>
-          <w:p>
-            <w:pPr>
-              <w:pStyle w:val="Compact"/>
-              <w:jc w:val="left"/>
-            </w:pPr>
-            <w:r>
+          <w:tcPr>
+            <w:shd w:fill="0099CC" w:val="clear"/>
+          </w:tcPr>
+          <w:p>
+            <w:pPr>
+              <w:pStyle w:val="Compact"/>
+              <w:jc w:val="left"/>
+            </w:pPr>
+            <w:r>
+              <w:rPr>
+                <w:b/>
+                <w:color w:val="FFFFFF"/>
+                <w:sz w:val="20"/>
+              </w:rPr>
               <w:t xml:space="preserve">Value</w:t>
             </w:r>
           </w:p>
@@ -1721,7 +2560,9 @@
       </w:tr>
       <w:tr>
         <w:tc>
-          <w:tcPr/>
+          <w:tcPr>
+            <w:shd w:fill="FFFFFF" w:val="clear"/>
+          </w:tcPr>
           <w:p>
             <w:pPr>
               <w:pStyle w:val="Compact"/>
@@ -1731,19 +2572,27 @@
               <w:rPr>
                 <w:bCs/>
                 <w:b/>
+                <w:color w:val="1A1A1A"/>
+                <w:sz w:val="19"/>
               </w:rPr>
               <w:t xml:space="preserve">Print Method:</w:t>
             </w:r>
           </w:p>
         </w:tc>
         <w:tc>
-          <w:tcPr/>
-          <w:p>
-            <w:pPr>
-              <w:pStyle w:val="Compact"/>
-              <w:jc w:val="left"/>
-            </w:pPr>
-            <w:r>
+          <w:tcPr>
+            <w:shd w:fill="FFFFFF" w:val="clear"/>
+          </w:tcPr>
+          <w:p>
+            <w:pPr>
+              <w:pStyle w:val="Compact"/>
+              <w:jc w:val="left"/>
+            </w:pPr>
+            <w:r>
+              <w:rPr>
+                <w:color w:val="1A1A1A"/>
+                <w:sz w:val="19"/>
+              </w:rPr>
               <w:t xml:space="preserve">Digital or offset, full color both sides</w:t>
             </w:r>
           </w:p>
@@ -1751,7 +2600,9 @@
       </w:tr>
       <w:tr>
         <w:tc>
-          <w:tcPr/>
+          <w:tcPr>
+            <w:shd w:fill="E8F8FF" w:val="clear"/>
+          </w:tcPr>
           <w:p>
             <w:pPr>
               <w:pStyle w:val="Compact"/>
@@ -1761,19 +2612,27 @@
               <w:rPr>
                 <w:bCs/>
                 <w:b/>
+                <w:color w:val="1A1A1A"/>
+                <w:sz w:val="19"/>
               </w:rPr>
               <w:t xml:space="preserve">Card Stock:</w:t>
             </w:r>
           </w:p>
         </w:tc>
         <w:tc>
-          <w:tcPr/>
-          <w:p>
-            <w:pPr>
-              <w:pStyle w:val="Compact"/>
-              <w:jc w:val="left"/>
-            </w:pPr>
-            <w:r>
+          <w:tcPr>
+            <w:shd w:fill="E8F8FF" w:val="clear"/>
+          </w:tcPr>
+          <w:p>
+            <w:pPr>
+              <w:pStyle w:val="Compact"/>
+              <w:jc w:val="left"/>
+            </w:pPr>
+            <w:r>
+              <w:rPr>
+                <w:color w:val="1A1A1A"/>
+                <w:sz w:val="19"/>
+              </w:rPr>
               <w:t xml:space="preserve">350gsm premium card</w:t>
             </w:r>
           </w:p>
@@ -1781,7 +2640,9 @@
       </w:tr>
       <w:tr>
         <w:tc>
-          <w:tcPr/>
+          <w:tcPr>
+            <w:shd w:fill="FFFFFF" w:val="clear"/>
+          </w:tcPr>
           <w:p>
             <w:pPr>
               <w:pStyle w:val="Compact"/>
@@ -1791,19 +2652,27 @@
               <w:rPr>
                 <w:bCs/>
                 <w:b/>
+                <w:color w:val="1A1A1A"/>
+                <w:sz w:val="19"/>
               </w:rPr>
               <w:t xml:space="preserve">Finish Options:</w:t>
             </w:r>
           </w:p>
         </w:tc>
         <w:tc>
-          <w:tcPr/>
-          <w:p>
-            <w:pPr>
-              <w:pStyle w:val="Compact"/>
-              <w:jc w:val="left"/>
-            </w:pPr>
-            <w:r>
+          <w:tcPr>
+            <w:shd w:fill="FFFFFF" w:val="clear"/>
+          </w:tcPr>
+          <w:p>
+            <w:pPr>
+              <w:pStyle w:val="Compact"/>
+              <w:jc w:val="left"/>
+            </w:pPr>
+            <w:r>
+              <w:rPr>
+                <w:color w:val="1A1A1A"/>
+                <w:sz w:val="19"/>
+              </w:rPr>
               <w:t xml:space="preserve">Matte laminate, Soft-touch laminate, or Spot UV on logo</w:t>
             </w:r>
           </w:p>
@@ -1811,7 +2680,9 @@
       </w:tr>
       <w:tr>
         <w:tc>
-          <w:tcPr/>
+          <w:tcPr>
+            <w:shd w:fill="E8F8FF" w:val="clear"/>
+          </w:tcPr>
           <w:p>
             <w:pPr>
               <w:pStyle w:val="Compact"/>
@@ -1821,19 +2692,27 @@
               <w:rPr>
                 <w:bCs/>
                 <w:b/>
+                <w:color w:val="1A1A1A"/>
+                <w:sz w:val="19"/>
               </w:rPr>
               <w:t xml:space="preserve">Quantity (minimum order):</w:t>
             </w:r>
           </w:p>
         </w:tc>
         <w:tc>
-          <w:tcPr/>
-          <w:p>
-            <w:pPr>
-              <w:pStyle w:val="Compact"/>
-              <w:jc w:val="left"/>
-            </w:pPr>
-            <w:r>
+          <w:tcPr>
+            <w:shd w:fill="E8F8FF" w:val="clear"/>
+          </w:tcPr>
+          <w:p>
+            <w:pPr>
+              <w:pStyle w:val="Compact"/>
+              <w:jc w:val="left"/>
+            </w:pPr>
+            <w:r>
+              <w:rPr>
+                <w:color w:val="1A1A1A"/>
+                <w:sz w:val="19"/>
+              </w:rPr>
               <w:t xml:space="preserve">250 cards per employee</w:t>
             </w:r>
           </w:p>
@@ -1852,8 +2731,16 @@
     <w:p>
       <w:pPr>
         <w:pStyle w:val="Heading3"/>
+        <w:rPr>
+          <w:color w:val="E08A00"/>
+        </w:rPr>
       </w:pPr>
       <w:r>
+        <w:rPr>
+          <w:b/>
+          <w:color w:val="E08A00"/>
+          <w:sz w:val="26"/>
+        </w:rPr>
         <w:t xml:space="preserve">Variations</w:t>
       </w:r>
     </w:p>
@@ -1863,6 +2750,14 @@
         <w:tblW w:type="auto" w:w="0"/>
         <w:tblLook w:firstRow="1" w:lastRow="0" w:firstColumn="0" w:lastColumn="0" w:noHBand="0" w:noVBand="0" w:val="0020"/>
         <w:jc w:val="start"/>
+        <w:tblBorders>
+          <w:top w:val="single" w:sz="4" w:space="0" w:color="B0D4E8"/>
+          <w:left w:val="single" w:sz="4" w:space="0" w:color="B0D4E8"/>
+          <w:bottom w:val="single" w:sz="4" w:space="0" w:color="B0D4E8"/>
+          <w:right w:val="single" w:sz="4" w:space="0" w:color="B0D4E8"/>
+          <w:insideH w:val="single" w:sz="4" w:space="0" w:color="B0D4E8"/>
+          <w:insideV w:val="single" w:sz="4" w:space="0" w:color="B0D4E8"/>
+        </w:tblBorders>
       </w:tblPr>
       <w:tblGrid>
         <w:gridCol w:w="3960"/>
@@ -1873,25 +2768,39 @@
           <w:tblHeader w:val="true"/>
         </w:trPr>
         <w:tc>
-          <w:tcPr/>
-          <w:p>
-            <w:pPr>
-              <w:pStyle w:val="Compact"/>
-              <w:jc w:val="left"/>
-            </w:pPr>
-            <w:r>
+          <w:tcPr>
+            <w:shd w:fill="0099CC" w:val="clear"/>
+          </w:tcPr>
+          <w:p>
+            <w:pPr>
+              <w:pStyle w:val="Compact"/>
+              <w:jc w:val="left"/>
+            </w:pPr>
+            <w:r>
+              <w:rPr>
+                <w:b/>
+                <w:color w:val="FFFFFF"/>
+                <w:sz w:val="20"/>
+              </w:rPr>
               <w:t xml:space="preserve">Variant</w:t>
             </w:r>
           </w:p>
         </w:tc>
         <w:tc>
-          <w:tcPr/>
-          <w:p>
-            <w:pPr>
-              <w:pStyle w:val="Compact"/>
-              <w:jc w:val="left"/>
-            </w:pPr>
-            <w:r>
+          <w:tcPr>
+            <w:shd w:fill="0099CC" w:val="clear"/>
+          </w:tcPr>
+          <w:p>
+            <w:pPr>
+              <w:pStyle w:val="Compact"/>
+              <w:jc w:val="left"/>
+            </w:pPr>
+            <w:r>
+              <w:rPr>
+                <w:b/>
+                <w:color w:val="FFFFFF"/>
+                <w:sz w:val="20"/>
+              </w:rPr>
               <w:t xml:space="preserve">Difference</w:t>
             </w:r>
           </w:p>
@@ -1899,7 +2808,9 @@
       </w:tr>
       <w:tr>
         <w:tc>
-          <w:tcPr/>
+          <w:tcPr>
+            <w:shd w:fill="FFFFFF" w:val="clear"/>
+          </w:tcPr>
           <w:p>
             <w:pPr>
               <w:pStyle w:val="Compact"/>
@@ -1909,19 +2820,27 @@
               <w:rPr>
                 <w:bCs/>
                 <w:b/>
+                <w:color w:val="1A1A1A"/>
+                <w:sz w:val="19"/>
               </w:rPr>
               <w:t xml:space="preserve">Standard Employee</w:t>
             </w:r>
           </w:p>
         </w:tc>
         <w:tc>
-          <w:tcPr/>
-          <w:p>
-            <w:pPr>
-              <w:pStyle w:val="Compact"/>
-              <w:jc w:val="left"/>
-            </w:pPr>
-            <w:r>
+          <w:tcPr>
+            <w:shd w:fill="FFFFFF" w:val="clear"/>
+          </w:tcPr>
+          <w:p>
+            <w:pPr>
+              <w:pStyle w:val="Compact"/>
+              <w:jc w:val="left"/>
+            </w:pPr>
+            <w:r>
+              <w:rPr>
+                <w:color w:val="1A1A1A"/>
+                <w:sz w:val="19"/>
+              </w:rPr>
               <w:t xml:space="preserve">As described above</w:t>
             </w:r>
           </w:p>
@@ -1929,7 +2848,9 @@
       </w:tr>
       <w:tr>
         <w:tc>
-          <w:tcPr/>
+          <w:tcPr>
+            <w:shd w:fill="E8F8FF" w:val="clear"/>
+          </w:tcPr>
           <w:p>
             <w:pPr>
               <w:pStyle w:val="Compact"/>
@@ -1939,19 +2860,27 @@
               <w:rPr>
                 <w:bCs/>
                 <w:b/>
+                <w:color w:val="1A1A1A"/>
+                <w:sz w:val="19"/>
               </w:rPr>
               <w:t xml:space="preserve">Management/Director</w:t>
             </w:r>
           </w:p>
         </w:tc>
         <w:tc>
-          <w:tcPr/>
-          <w:p>
-            <w:pPr>
-              <w:pStyle w:val="Compact"/>
-              <w:jc w:val="left"/>
-            </w:pPr>
-            <w:r>
+          <w:tcPr>
+            <w:shd w:fill="E8F8FF" w:val="clear"/>
+          </w:tcPr>
+          <w:p>
+            <w:pPr>
+              <w:pStyle w:val="Compact"/>
+              <w:jc w:val="left"/>
+            </w:pPr>
+            <w:r>
+              <w:rPr>
+                <w:color w:val="1A1A1A"/>
+                <w:sz w:val="19"/>
+              </w:rPr>
               <w:t xml:space="preserve">Gold foil on name, heavier 400gsm stock</w:t>
             </w:r>
           </w:p>
@@ -1959,7 +2888,9 @@
       </w:tr>
       <w:tr>
         <w:tc>
-          <w:tcPr/>
+          <w:tcPr>
+            <w:shd w:fill="FFFFFF" w:val="clear"/>
+          </w:tcPr>
           <w:p>
             <w:pPr>
               <w:pStyle w:val="Compact"/>
@@ -1969,19 +2900,27 @@
               <w:rPr>
                 <w:bCs/>
                 <w:b/>
+                <w:color w:val="1A1A1A"/>
+                <w:sz w:val="19"/>
               </w:rPr>
               <w:t xml:space="preserve">Executive/CEO</w:t>
             </w:r>
           </w:p>
         </w:tc>
         <w:tc>
-          <w:tcPr/>
-          <w:p>
-            <w:pPr>
-              <w:pStyle w:val="Compact"/>
-              <w:jc w:val="left"/>
-            </w:pPr>
-            <w:r>
+          <w:tcPr>
+            <w:shd w:fill="FFFFFF" w:val="clear"/>
+          </w:tcPr>
+          <w:p>
+            <w:pPr>
+              <w:pStyle w:val="Compact"/>
+              <w:jc w:val="left"/>
+            </w:pPr>
+            <w:r>
+              <w:rPr>
+                <w:color w:val="1A1A1A"/>
+                <w:sz w:val="19"/>
+              </w:rPr>
               <w:t xml:space="preserve">Embossed logo, premium soft-touch, gold foil</w:t>
             </w:r>
           </w:p>
@@ -2034,6 +2973,29 @@
         <w:right w:val="single" w:sz="18" w:space="24" w:color="E08A00"/>
       </w:pgBorders>
     </w:sectPr>
+    <w:p>
+      <w:pPr>
+        <w:pBdr>
+          <w:top w:val="single" w:sz="36" w:space="1" w:color="F5A623"/>
+          <w:bottom w:val="single" w:sz="12" w:space="0" w:color="00BFFF"/>
+        </w:pBdr>
+        <w:spacing w:before="300" w:after="0"/>
+      </w:pPr>
+    </w:p>
+    <w:p>
+      <w:pPr>
+        <w:jc w:val="center"/>
+        <w:spacing w:before="60" w:after="0"/>
+      </w:pPr>
+      <w:r>
+        <w:rPr>
+          <w:color w:val="0099CC"/>
+          <w:sz w:val="16"/>
+          <w:szCs w:val="16"/>
+        </w:rPr>
+        <w:t xml:space="preserve">PECH Group Holdings Ltd  |  Lagos, Nigeria  |  pechgroupholdings.tech</w:t>
+      </w:r>
+    </w:p>
   </w:body>
 </w:document>
 </file>

--- a/brand_templates/PECH_BUSINESS_CARD_TEMPLATE.docx
+++ b/brand_templates/PECH_BUSINESS_CARD_TEMPLATE.docx
@@ -58,54 +58,39 @@
         <w:spacing w:after="0"/>
       </w:pPr>
     </w:p>
-    <w:bookmarkStart w:id="27" w:name="Xd4d9ec0a4c81c9ef5a5f013ddf2887b105a88de"/>
     <w:p>
       <w:pPr>
-        <w:pStyle w:val="Heading1"/>
-        <w:rPr>
-          <w:color w:val="0099CC"/>
-        </w:rPr>
-        <w:pBdr>
-          <w:bottom w:val="single" w:sz="18" w:space="2" w:color="F5A623"/>
-        </w:pBdr>
+        <w:pStyle w:val="FirstParagraph"/>
       </w:pPr>
       <w:r>
-        <w:rPr>
-          <w:b/>
-          <w:color w:val="0099CC"/>
-          <w:sz w:val="44"/>
-        </w:rPr>
-        <w:t xml:space="preserve">PECH GROUP HOLDINGS LTD — BUSINESS CARD TEMPLATE</w:t>
+        <w:t xml:space="preserve">💼</w:t>
       </w:r>
     </w:p>
-    <w:bookmarkStart w:id="26" w:name="design-specifications"/>
     <w:p>
       <w:pPr>
-        <w:pBdr>
-          <w:top w:val="single" w:sz="18" w:space="1" w:color="F5A623"/>
-          <w:bottom w:val="single" w:sz="6" w:space="1" w:color="0099CC"/>
-        </w:pBdr>
-        <w:spacing w:before="200" w:after="200"/>
+        <w:pStyle w:val="BodyText"/>
+      </w:pPr>
+      <w:r>
+        <w:t xml:space="preserve">BUSINESS CARD TEMPLATE</w:t>
+      </w:r>
+    </w:p>
+    <w:p>
+      <w:pPr>
+        <w:pStyle w:val="BodyText"/>
+      </w:pPr>
+      <w:r>
+        <w:t xml:space="preserve">Design Specifications</w:t>
+      </w:r>
+    </w:p>
+    <w:p>
+      <w:pPr>
+        <w:pStyle w:val="BodyText"/>
       </w:pPr>
     </w:p>
     <w:p>
       <w:pPr>
-        <w:pStyle w:val="Heading2"/>
-        <w:rPr>
-          <w:color w:val="0099CC"/>
-        </w:rPr>
-        <w:pBdr>
-          <w:bottom w:val="single" w:sz="6" w:space="2" w:color="00BFFF"/>
-        </w:pBdr>
+        <w:pStyle w:val="BodyText"/>
       </w:pPr>
-      <w:r>
-        <w:rPr>
-          <w:b/>
-          <w:color w:val="0099CC"/>
-          <w:sz w:val="32"/>
-        </w:rPr>
-        <w:t xml:space="preserve">Design Specifications</w:t>
-      </w:r>
     </w:p>
     <w:p>
       <w:r>
@@ -2963,16 +2948,7 @@
       </w:r>
     </w:p>
     <w:bookmarkEnd w:id="25"/>
-    <w:bookmarkEnd w:id="26"/>
-    <w:bookmarkEnd w:id="27"/>
-    <w:sectPr>
-      <w:pgBorders w:offsetFrom="page">
-        <w:top w:val="single" w:sz="18" w:space="24" w:color="00BFFF"/>
-        <w:left w:val="single" w:sz="18" w:space="24" w:color="0099CC"/>
-        <w:bottom w:val="single" w:sz="18" w:space="24" w:color="F5A623"/>
-        <w:right w:val="single" w:sz="18" w:space="24" w:color="E08A00"/>
-      </w:pgBorders>
-    </w:sectPr>
+    <w:sectPr/>
     <w:p>
       <w:pPr>
         <w:pBdr>
